--- a/members/park-jongjin/reports/학부생_주간활동보고서_3주차_박종진_22212289_20261008.docx
+++ b/members/park-jongjin/reports/학부생_주간활동보고서_3주차_박종진_22212289_20261008.docx
@@ -1091,7 +1091,7 @@
                 <w:sz w:val="16"/>
                 <w:szCs w:val="18"/>
               </w:rPr>
-              <w:t>② fusestatic — URDF 기본 true(MJCF false). joint 없는 정적 body를 부모에 합쳐 base_link · tool0의 이름·좌표계가 사라짐(body 5 → 3), 질량은 부모에 합산돼 동역학 동일(3.9731 Nm). 센서·툴 프레임, exclude·attach 대상이 필요하면 끈다. 2주차 "어깨가 안 떨어짐"의 진짜 원인은 충돌 필터 예외: 부모가 world(용접 포함)면 부모–자식 접촉을 거르지 않음 → exclude로 해결(접촉 2 → 0). (근거: compiler-fusestatic, Computation › Collision selection, 실험 E2·E3)</w:t>
+              <w:t>② fusestatic — URDF 기본 true(MJCF false). joint 없는 정적 body를 부모에 합쳐 base_link · tool0의 이름·좌표계가 사라짐(body 5 → 3), 질량은 부모에 합산돼 동역학 동일(3.9731 Nm). 센서·툴 프레임, exclude·attach 대상이 필요하면 끈다. 2주차 "어깨가 안 떨어짐"은 fusestatic과 무관한 충돌 필터 예외로 문서 확인: 부모가 world(용접 포함)면 부모–자식 접촉을 거르지 않음 → exclude로 해결(접촉 2 → 0). (근거: compiler-fusestatic, Computation › Collision selection, 실험 E2·E3)</w:t>
             </w:r>
           </w:p>
           <w:p>

--- a/members/park-jongjin/reports/학부생_주간활동보고서_3주차_박종진_22212289_20261008.docx
+++ b/members/park-jongjin/reports/학부생_주간활동보고서_3주차_박종진_22212289_20261008.docx
@@ -1091,7 +1091,7 @@
                 <w:sz w:val="16"/>
                 <w:szCs w:val="18"/>
               </w:rPr>
-              <w:t>② fusestatic — URDF 기본 true(MJCF false). joint 없는 정적 body를 부모에 합쳐 base_link · tool0의 이름·좌표계가 사라짐(body 5 → 3), 질량은 부모에 합산돼 동역학 동일(3.9731 Nm). 센서·툴 프레임, exclude·attach 대상이 필요하면 끈다. 2주차 "어깨가 안 떨어짐"은 fusestatic과 무관한 충돌 필터 예외로 문서 확인: 부모가 world(용접 포함)면 부모–자식 접촉을 거르지 않음 → exclude로 해결(접촉 2 → 0). (근거: compiler-fusestatic, Computation › Collision selection, 실험 E2·E3)</w:t>
+              <w:t>② fusestatic — URDF 기본 true(MJCF false). joint 없는 정적 body를 부모에 합쳐 base_link · tool0의 이름·좌표계가 사라짐(body 5 → 3), 질량은 부모에 합산돼 동역학 동일(3.9731 Nm). 센서·툴 프레임, exclude·attach 대상이 필요하면 끈다. 2주차 "어깨가 안 떨어짐"은 fusestatic과 무관한 충돌 필터 예외로 문서 확인: 부모가 world(용접 포함)면 부모–자식 접촉을 거르지 않음 → exclude로 해결(접촉 1~2개 → 0, 개수는 버전별 차이). (근거: compiler-fusestatic, Collision selection, 실험 E2·E3)</w:t>
             </w:r>
           </w:p>
           <w:p>
@@ -1656,12 +1656,8 @@
     </w:tbl>
     <w:p/>
     <w:p>
-      <w:r>
-        <w:br w:type="page"/>
-      </w:r>
-    </w:p>
-    <w:p>
       <w:pPr>
+        <w:pageBreakBefore/>
         <w:spacing w:after="60" w:line="276" w:lineRule="auto"/>
       </w:pPr>
       <w:r>
@@ -1790,6 +1786,18 @@
             </a:graphic>
           </wp:inline>
         </w:drawing>
+      </w:r>
+    </w:p>
+    <w:p>
+      <w:pPr>
+        <w:spacing w:after="60" w:line="276" w:lineRule="auto"/>
+      </w:pPr>
+      <w:r>
+        <w:rPr>
+          <w:b w:val="0"/>
+          <w:sz w:val="16"/>
+        </w:rPr>
+        <w:t>본인 노트북(Windows, MuJoCo 3.14.0)에서 스크립트 3종 재실행 — 수치 동일, 캡처 week03/img/repro/ 3장. 한글 경로에서 MuJoCo 파일 열기 실패를 발견해 scripts/mjio.py로 우회.</w:t>
       </w:r>
     </w:p>
     <w:p>

--- a/members/park-jongjin/reports/학부생_주간활동보고서_3주차_박종진_22212289_20261008.docx
+++ b/members/park-jongjin/reports/학부생_주간활동보고서_3주차_박종진_22212289_20261008.docx
@@ -1797,7 +1797,7 @@
           <w:b w:val="0"/>
           <w:sz w:val="16"/>
         </w:rPr>
-        <w:t>본인 노트북(Windows, MuJoCo 3.14.0)에서 스크립트 3종 재실행 — 수치 동일, 캡처 week03/img/repro/ 3장. 한글 경로에서 MuJoCo 파일 열기 실패를 발견해 scripts/mjio.py로 우회.</w:t>
+        <w:t>본인 노트북(Windows, MuJoCo 3.14.0)에서 스크립트 3종 재실행 — 수치 동일, 캡처 week03/img/repro/ 7장(터미널 3 · 뷰어 4: 수평→낙하, 서보 처짐 −0.503→−0.43 rad, 베이스 84° 회전 후 x 명령 시 world x 0.148 m 이동). 한글 경로에서 MuJoCo 파일 열기 실패를 발견해 scripts/mjio.py로 우회.</w:t>
       </w:r>
     </w:p>
     <w:p>

--- a/members/park-jongjin/reports/학부생_주간활동보고서_3주차_박종진_22212289_20261008.docx
+++ b/members/park-jongjin/reports/학부생_주간활동보고서_3주차_박종진_22212289_20261008.docx
@@ -938,7 +938,7 @@
               <w:rPr>
                 <w:sz w:val="16"/>
               </w:rPr>
-              <w:t>A~F절 — 기본값이 다른 compiler 4속성(fusestatic·discardvisual·angle·strippath), 베이스 3종(고정 nv 4 / free 10 / 평면 7), 자기 충돌, 액추에이터. 문서 + 실험 근거: URDF planar → slide·slide·hinge, mjSpec attach로 홀로노믹 베이스(상판 575×472 mm) + 양팔 조립. 함태훈 대응표 반영(G절) 대기.</w:t>
+              <w:t>A~F절 — 기본값이 다른 compiler 4속성(fusestatic·discardvisual·angle·strippath), 베이스 3종(고정 nv 4 / free 10 / 평면 7), 자기 충돌, 액추에이터. 문서 + 실험 근거. 함태훈 대응표 · 제안 8개 반영(v0.2) → 태훈 점검 36항목 OK 30 · NG 1(armature, BOM 전) · N-A 5, 3단 파일 구조(robot → actuated → scene) 팀 규약 합의.</w:t>
             </w:r>
           </w:p>
         </w:tc>
@@ -968,7 +968,7 @@
               <w:rPr>
                 <w:sz w:val="16"/>
               </w:rPr>
-              <w:t>90 %</w:t>
+              <w:t>100 %</w:t>
             </w:r>
           </w:p>
         </w:tc>
@@ -1314,7 +1314,7 @@
               <w:rPr>
                 <w:sz w:val="16"/>
               </w:rPr>
-              <w:t>체크리스트는 10/6 변경에 맞춰 MuJoCo 기준으로 새로 작성(Isaac용은 PC 배정 후). 함태훈 대응표는 나오는 대로 반영하겠습니다.</w:t>
+              <w:t>관성 삼각부등식 위반 처리(balanceinertia 기본 on/off)는 팀 의견이 갈려, 기준을 정해 주시면 체크리스트 B6에 반영하겠습니다.</w:t>
             </w:r>
           </w:p>
         </w:tc>

--- a/members/park-jongjin/reports/학부생_주간활동보고서_3주차_박종진_22212289_20261008.docx
+++ b/members/park-jongjin/reports/학부생_주간활동보고서_3주차_박종진_22212289_20261008.docx
@@ -1075,7 +1075,7 @@
                 <w:sz w:val="16"/>
                 <w:szCs w:val="18"/>
               </w:rPr>
-              <w:t>① 베이스 표현 — 루트 body에 joint가 없으면 world에 용접(고정, nv = 팔 관절 수). freejoint는 qpos 7 / qvel 6이 추가되고 바닥·바퀴 접촉이 있어야 선다. 홀로노믹은 slide x · slide y · hinge z + velocity 액추에이터(URDF planar 1개로 표현 가능). slide 축은 world 고정이라 90° 회전 뒤 base_x 0.3 m/s 명령이 옆걸음(world x 0.25 m) → 로봇 기준 명령은 R(yaw) 변환 필요. (근거: XML Reference freejoint, 실험 thu_loading_experiments.py E1·E5)</w:t>
+              <w:t>① 베이스 표현 — 루트 body에 joint가 없으면 world에 용접(고정, nv = 팔 관절 수). freejoint는 qpos 7 / qvel 6이 추가되고 바닥·바퀴 접촉이 있어야 선다. 홀로노믹은 slide x · slide y · hinge z + velocity 액추에이터(URDF planar 1개로 표현 가능). slide 축은 world 고정이라 90° 회전 뒤 base_x 0.3 m/s 명령이 옆걸음 → 로봇 기준 명령은 R(yaw) 변환 필요. (근거: freejoint 문서, 실험 E1·E5)</w:t>
             </w:r>
           </w:p>
           <w:p>
@@ -1091,7 +1091,7 @@
                 <w:sz w:val="16"/>
                 <w:szCs w:val="18"/>
               </w:rPr>
-              <w:t>② fusestatic — URDF 기본 true(MJCF false). joint 없는 정적 body를 부모에 합쳐 base_link · tool0의 이름·좌표계가 사라짐(body 5 → 3), 질량은 부모에 합산돼 동역학 동일(3.9731 Nm). 센서·툴 프레임, exclude·attach 대상이 필요하면 끈다. 2주차 "어깨가 안 떨어짐"은 fusestatic과 무관한 충돌 필터 예외로 문서 확인: 부모가 world(용접 포함)면 부모–자식 접촉을 거르지 않음 → exclude로 해결(접촉 1~2개 → 0, 개수는 버전별 차이). (근거: compiler-fusestatic, Collision selection, 실험 E2·E3)</w:t>
+              <w:t>② fusestatic — URDF 기본 true(MJCF false). joint 없는 정적 body를 부모에 합쳐 base_link · tool0의 이름·좌표계가 사라짐(body 5 → 3), 질량은 부모에 합산돼 동역학 동일(3.9731 Nm). 센서·툴 프레임, exclude·attach 대상이 필요하면 끈다. 2주차 "어깨가 안 떨어짐"은 fusestatic과 무관한 충돌 필터 예외로 문서 확인: 부모가 world(용접 포함)면 부모–자식 접촉을 거르지 않음 → exclude로 해결(접촉 → 0). (근거: fusestatic · Collision selection 문서, E2·E3)</w:t>
             </w:r>
           </w:p>
           <w:p>
@@ -1107,7 +1107,7 @@
                 <w:sz w:val="16"/>
                 <w:szCs w:val="18"/>
               </w:rPr>
-              <w:t>③ 구동 — position 힘 f = kp(ctrl − q) − kv·q̇, ωn = √(kp/M), ζ = (kv + b)/(2√(kp·M)); armature = J_rotor·N²가 M에 더해짐(0.142 → 0.292 kg·m²). 시뮬 오버슈트가 이론과 2~4 %p 이내 일치. MJCF 기본 각도는 degree라 angle="radian"을 빼면 ±1.5708이 ±1.5708°로 해석됨(실험 E4). (근거: actuator-position, body-joint-armature, wed_step_response.py)</w:t>
+              <w:t>③ 구동 — position 힘 f = kp(ctrl − q) − kv·q̇, ωn = √(kp/M), ζ = (kv + b)/(2√(kp·M)); armature = J_rotor·N²가 M에 더해짐(0.142 → 0.292 kg·m²). 시뮬 오버슈트가 이론과 2~4 %p 이내 일치. MJCF 기본 각도는 degree라 angle="radian"을 빼면 ±1.5708이 ±1.5708°로 해석됨(실험 E4). (근거: actuator-position · armature 문서, wed)</w:t>
             </w:r>
           </w:p>
         </w:tc>
@@ -1256,7 +1256,7 @@
               <w:rPr>
                 <w:sz w:val="16"/>
               </w:rPr>
-              <w:t>armature · forcerange 실제 값을 위해 BOM 구동기 사양(정격·피크 토크, 감속비, 로터 관성)을 4주차 BOM과 함께 받을 수 있을까요?</w:t>
+              <w:t>armature · forcerange용 BOM 구동기 사양(정격·피크 토크, 감속비, 로터 관성)을 4주차 BOM과 함께 받을 수 있을까요?</w:t>
             </w:r>
           </w:p>
         </w:tc>
@@ -1314,7 +1314,7 @@
               <w:rPr>
                 <w:sz w:val="16"/>
               </w:rPr>
-              <w:t>관성 삼각부등식 위반 처리(balanceinertia 기본 on/off)는 팀 의견이 갈려, 기준을 정해 주시면 체크리스트 B6에 반영하겠습니다.</w:t>
+              <w:t>balanceinertia(관성 삼각부등식 위반 처리) 기본 on/off 기준을 정해 주실 수 있을까요? (체크리스트 B6)</w:t>
             </w:r>
           </w:p>
         </w:tc>
@@ -1518,7 +1518,7 @@
               <w:rPr>
                 <w:sz w:val="16"/>
               </w:rPr>
-              <w:t>STEP 어셈블리 링크 분할표 작성 — ICD 이름 규칙 {side}_{부위}_{운동} ↔ STEP 부품 ↔ BOM 항목 (액추에이터 내부 부품은 한 강체로 묶음)</w:t>
+              <w:t>STEP 링크 분할표 — ICD 이름 {side}_{부위}_{운동} ↔ STEP 부품 ↔ BOM (액추에이터 내부는 한 강체)</w:t>
             </w:r>
           </w:p>
         </w:tc>
@@ -1583,7 +1583,7 @@
               <w:rPr>
                 <w:sz w:val="16"/>
               </w:rPr>
-              <w:t>(개별) 우리 로봇 골격 URDF(link · joint · limit, 베이스 planar) + BOM 구동기 → effort · velocity · armature 표, 3주차 체크리스트로 자기 URDF 점검</w:t>
+              <w:t>(개별) 골격 URDF(link · joint · limit, 베이스 planar) + 구동기 → effort · velocity · armature 표, 체크리스트 점검</w:t>
             </w:r>
           </w:p>
         </w:tc>
@@ -1648,7 +1648,7 @@
               <w:rPr>
                 <w:sz w:val="16"/>
               </w:rPr>
-              <w:t>함태훈 메시 · inertial을 골격에 합쳐 v0 URDF를 MuJoCo로 열어 캡처, 구술 대비(CAD 좌표 → 부모 프레임 joint origin, 정격/피크 토크 ↔ forcerange · ctrlrange) — 마감 10/15(목), week04 태그</w:t>
+              <w:t>함태훈 메시 · inertial 합쳐 v0 URDF(3단 규약)를 MuJoCo로 로드 · 캡처, 구술 대비 — 마감 10/15(목), week04</w:t>
             </w:r>
           </w:p>
         </w:tc>

--- a/members/park-jongjin/reports/학부생_주간활동보고서_3주차_박종진_22212289_20261008.docx
+++ b/members/park-jongjin/reports/학부생_주간활동보고서_3주차_박종진_22212289_20261008.docx
@@ -237,7 +237,19 @@
               <w:rPr>
                 <w:sz w:val="16"/>
               </w:rPr>
-              <w:t>제 3 주차</w:t>
+              <w:t>제</w:t>
+            </w:r>
+            <w:r>
+              <w:rPr>
+                <w:sz w:val="16"/>
+              </w:rPr>
+              <w:t xml:space="preserve"> 3 </w:t>
+            </w:r>
+            <w:r>
+              <w:rPr>
+                <w:sz w:val="16"/>
+              </w:rPr>
+              <w:t>주차</w:t>
             </w:r>
           </w:p>
         </w:tc>
@@ -654,7 +666,73 @@
               <w:rPr>
                 <w:sz w:val="16"/>
               </w:rPr>
-              <w:t>① USD 2링크(전주 합의) → 10/6 변경: MJCF 구성 · URDF → MJCF 변환</w:t>
+              <w:t>① USD 2</w:t>
+            </w:r>
+            <w:r>
+              <w:rPr>
+                <w:sz w:val="16"/>
+              </w:rPr>
+              <w:t>링크</w:t>
+            </w:r>
+            <w:r>
+              <w:rPr>
+                <w:sz w:val="16"/>
+              </w:rPr>
+              <w:t>(</w:t>
+            </w:r>
+            <w:r>
+              <w:rPr>
+                <w:sz w:val="16"/>
+              </w:rPr>
+              <w:t>전주</w:t>
+            </w:r>
+            <w:r>
+              <w:rPr>
+                <w:sz w:val="16"/>
+              </w:rPr>
+              <w:t xml:space="preserve"> </w:t>
+            </w:r>
+            <w:r>
+              <w:rPr>
+                <w:sz w:val="16"/>
+              </w:rPr>
+              <w:t>합의</w:t>
+            </w:r>
+            <w:r>
+              <w:rPr>
+                <w:sz w:val="16"/>
+              </w:rPr>
+              <w:t xml:space="preserve">) → 10/6 </w:t>
+            </w:r>
+            <w:r>
+              <w:rPr>
+                <w:sz w:val="16"/>
+              </w:rPr>
+              <w:t>변경</w:t>
+            </w:r>
+            <w:r>
+              <w:rPr>
+                <w:sz w:val="16"/>
+              </w:rPr>
+              <w:t xml:space="preserve">: MJCF </w:t>
+            </w:r>
+            <w:r>
+              <w:rPr>
+                <w:sz w:val="16"/>
+              </w:rPr>
+              <w:t>구성</w:t>
+            </w:r>
+            <w:r>
+              <w:rPr>
+                <w:sz w:val="16"/>
+              </w:rPr>
+              <w:t xml:space="preserve"> · URDF → MJCF </w:t>
+            </w:r>
+            <w:r>
+              <w:rPr>
+                <w:sz w:val="16"/>
+              </w:rPr>
+              <w:t>변환</w:t>
             </w:r>
           </w:p>
         </w:tc>
@@ -686,7 +764,307 @@
               <w:rPr>
                 <w:sz w:val="16"/>
               </w:rPr>
-              <w:t>USD 선행 실습은 완료(부록 A). 2링크 URDF를 MuJoCo로 로드 → mj_saveLastXML로 저장, 팔/scene 분리 + default class 3개로 정리. 변환본과 질량·관성·관절·damping 일치, 중력토크 3.9731/0.7358 Nm, 2 s 궤적 차 1.2e-14 rad. URDF effort → actuatorfrcrange, velocity 한계는 버려짐을 발견.</w:t>
+              <w:t xml:space="preserve">USD </w:t>
+            </w:r>
+            <w:r>
+              <w:rPr>
+                <w:sz w:val="16"/>
+              </w:rPr>
+              <w:t>선행</w:t>
+            </w:r>
+            <w:r>
+              <w:rPr>
+                <w:sz w:val="16"/>
+              </w:rPr>
+              <w:t xml:space="preserve"> </w:t>
+            </w:r>
+            <w:r>
+              <w:rPr>
+                <w:sz w:val="16"/>
+              </w:rPr>
+              <w:t>실습은</w:t>
+            </w:r>
+            <w:r>
+              <w:rPr>
+                <w:sz w:val="16"/>
+              </w:rPr>
+              <w:t xml:space="preserve"> </w:t>
+            </w:r>
+            <w:r>
+              <w:rPr>
+                <w:sz w:val="16"/>
+              </w:rPr>
+              <w:t>완료</w:t>
+            </w:r>
+            <w:r>
+              <w:rPr>
+                <w:sz w:val="16"/>
+              </w:rPr>
+              <w:t>(</w:t>
+            </w:r>
+            <w:r>
+              <w:rPr>
+                <w:sz w:val="16"/>
+              </w:rPr>
+              <w:t>부록</w:t>
+            </w:r>
+            <w:r>
+              <w:rPr>
+                <w:sz w:val="16"/>
+              </w:rPr>
+              <w:t xml:space="preserve"> A). 2</w:t>
+            </w:r>
+            <w:r>
+              <w:rPr>
+                <w:sz w:val="16"/>
+              </w:rPr>
+              <w:t>링크</w:t>
+            </w:r>
+            <w:r>
+              <w:rPr>
+                <w:sz w:val="16"/>
+              </w:rPr>
+              <w:t xml:space="preserve"> URDF</w:t>
+            </w:r>
+            <w:r>
+              <w:rPr>
+                <w:sz w:val="16"/>
+              </w:rPr>
+              <w:t>를</w:t>
+            </w:r>
+            <w:r>
+              <w:rPr>
+                <w:sz w:val="16"/>
+              </w:rPr>
+              <w:t xml:space="preserve"> MuJoCo</w:t>
+            </w:r>
+            <w:r>
+              <w:rPr>
+                <w:sz w:val="16"/>
+              </w:rPr>
+              <w:t>로</w:t>
+            </w:r>
+            <w:r>
+              <w:rPr>
+                <w:sz w:val="16"/>
+              </w:rPr>
+              <w:t xml:space="preserve"> </w:t>
+            </w:r>
+            <w:r>
+              <w:rPr>
+                <w:sz w:val="16"/>
+              </w:rPr>
+              <w:t>로드</w:t>
+            </w:r>
+            <w:r>
+              <w:rPr>
+                <w:sz w:val="16"/>
+              </w:rPr>
+              <w:t xml:space="preserve"> → mj_saveLastXML</w:t>
+            </w:r>
+            <w:r>
+              <w:rPr>
+                <w:sz w:val="16"/>
+              </w:rPr>
+              <w:t>로</w:t>
+            </w:r>
+            <w:r>
+              <w:rPr>
+                <w:sz w:val="16"/>
+              </w:rPr>
+              <w:t xml:space="preserve"> </w:t>
+            </w:r>
+            <w:r>
+              <w:rPr>
+                <w:sz w:val="16"/>
+              </w:rPr>
+              <w:t>저장</w:t>
+            </w:r>
+            <w:r>
+              <w:rPr>
+                <w:sz w:val="16"/>
+              </w:rPr>
+              <w:t xml:space="preserve">, </w:t>
+            </w:r>
+            <w:r>
+              <w:rPr>
+                <w:sz w:val="16"/>
+              </w:rPr>
+              <w:t>팔</w:t>
+            </w:r>
+            <w:r>
+              <w:rPr>
+                <w:sz w:val="16"/>
+              </w:rPr>
+              <w:t xml:space="preserve">/scene </w:t>
+            </w:r>
+            <w:r>
+              <w:rPr>
+                <w:sz w:val="16"/>
+              </w:rPr>
+              <w:t>분리</w:t>
+            </w:r>
+            <w:r>
+              <w:rPr>
+                <w:sz w:val="16"/>
+              </w:rPr>
+              <w:t xml:space="preserve"> + default class 3</w:t>
+            </w:r>
+            <w:r>
+              <w:rPr>
+                <w:sz w:val="16"/>
+              </w:rPr>
+              <w:t>개로</w:t>
+            </w:r>
+            <w:r>
+              <w:rPr>
+                <w:sz w:val="16"/>
+              </w:rPr>
+              <w:t xml:space="preserve"> </w:t>
+            </w:r>
+            <w:r>
+              <w:rPr>
+                <w:sz w:val="16"/>
+              </w:rPr>
+              <w:t>정리</w:t>
+            </w:r>
+            <w:r>
+              <w:rPr>
+                <w:sz w:val="16"/>
+              </w:rPr>
+              <w:t xml:space="preserve">. </w:t>
+            </w:r>
+            <w:r>
+              <w:rPr>
+                <w:sz w:val="16"/>
+              </w:rPr>
+              <w:t>변환본과</w:t>
+            </w:r>
+            <w:r>
+              <w:rPr>
+                <w:sz w:val="16"/>
+              </w:rPr>
+              <w:t xml:space="preserve"> </w:t>
+            </w:r>
+            <w:r>
+              <w:rPr>
+                <w:sz w:val="16"/>
+              </w:rPr>
+              <w:t>질량</w:t>
+            </w:r>
+            <w:r>
+              <w:rPr>
+                <w:sz w:val="16"/>
+              </w:rPr>
+              <w:t>·</w:t>
+            </w:r>
+            <w:r>
+              <w:rPr>
+                <w:sz w:val="16"/>
+              </w:rPr>
+              <w:t>관성</w:t>
+            </w:r>
+            <w:r>
+              <w:rPr>
+                <w:sz w:val="16"/>
+              </w:rPr>
+              <w:t>·</w:t>
+            </w:r>
+            <w:r>
+              <w:rPr>
+                <w:sz w:val="16"/>
+              </w:rPr>
+              <w:t>관절</w:t>
+            </w:r>
+            <w:r>
+              <w:rPr>
+                <w:sz w:val="16"/>
+              </w:rPr>
+              <w:t xml:space="preserve">·damping </w:t>
+            </w:r>
+            <w:r>
+              <w:rPr>
+                <w:sz w:val="16"/>
+              </w:rPr>
+              <w:t>일치</w:t>
+            </w:r>
+            <w:r>
+              <w:rPr>
+                <w:sz w:val="16"/>
+              </w:rPr>
+              <w:t xml:space="preserve">, </w:t>
+            </w:r>
+            <w:r>
+              <w:rPr>
+                <w:sz w:val="16"/>
+              </w:rPr>
+              <w:t>중력토크</w:t>
+            </w:r>
+            <w:r>
+              <w:rPr>
+                <w:sz w:val="16"/>
+              </w:rPr>
+              <w:t xml:space="preserve"> 3.9731/0.7358 Nm, 2 s </w:t>
+            </w:r>
+            <w:r>
+              <w:rPr>
+                <w:sz w:val="16"/>
+              </w:rPr>
+              <w:t>궤적</w:t>
+            </w:r>
+            <w:r>
+              <w:rPr>
+                <w:sz w:val="16"/>
+              </w:rPr>
+              <w:t xml:space="preserve"> </w:t>
+            </w:r>
+            <w:r>
+              <w:rPr>
+                <w:sz w:val="16"/>
+              </w:rPr>
+              <w:t>차</w:t>
+            </w:r>
+            <w:r>
+              <w:rPr>
+                <w:sz w:val="16"/>
+              </w:rPr>
+              <w:t xml:space="preserve"> 1.2e-14 rad. URDF effort → actuatorfrcrange, velocity </w:t>
+            </w:r>
+            <w:r>
+              <w:rPr>
+                <w:sz w:val="16"/>
+              </w:rPr>
+              <w:t>한계는</w:t>
+            </w:r>
+            <w:r>
+              <w:rPr>
+                <w:sz w:val="16"/>
+              </w:rPr>
+              <w:t xml:space="preserve"> </w:t>
+            </w:r>
+            <w:r>
+              <w:rPr>
+                <w:sz w:val="16"/>
+              </w:rPr>
+              <w:t>버려짐을</w:t>
+            </w:r>
+            <w:r>
+              <w:rPr>
+                <w:sz w:val="16"/>
+              </w:rPr>
+              <w:t xml:space="preserve"> </w:t>
+            </w:r>
+            <w:r>
+              <w:rPr>
+                <w:sz w:val="16"/>
+              </w:rPr>
+              <w:t>발견</w:t>
+            </w:r>
+            <w:r>
+              <w:rPr>
+                <w:sz w:val="16"/>
+              </w:rPr>
+              <w:t>.</w:t>
             </w:r>
           </w:p>
         </w:tc>
@@ -749,7 +1127,35 @@
                 <w:rFonts w:hint="eastAsia"/>
                 <w:sz w:val="16"/>
               </w:rPr>
-              <w:t>week03/mjcf/scene.xml · two_link_arm.xml · week03</w:t>
+              <w:t xml:space="preserve">week03/mjcf/scene.xml </w:t>
+            </w:r>
+            <w:r>
+              <w:rPr>
+                <w:rFonts w:hint="eastAsia"/>
+                <w:sz w:val="16"/>
+              </w:rPr>
+              <w:t>·</w:t>
+            </w:r>
+            <w:r>
+              <w:rPr>
+                <w:rFonts w:hint="eastAsia"/>
+                <w:sz w:val="16"/>
+              </w:rPr>
+              <w:t xml:space="preserve"> two_link_arm.xml </w:t>
+            </w:r>
+            <w:r>
+              <w:rPr>
+                <w:rFonts w:hint="eastAsia"/>
+                <w:sz w:val="16"/>
+              </w:rPr>
+              <w:t>·</w:t>
+            </w:r>
+            <w:r>
+              <w:rPr>
+                <w:rFonts w:hint="eastAsia"/>
+                <w:sz w:val="16"/>
+              </w:rPr>
+              <w:t xml:space="preserve"> week03</w:t>
             </w:r>
           </w:p>
         </w:tc>
@@ -783,7 +1189,61 @@
               <w:rPr>
                 <w:sz w:val="16"/>
               </w:rPr>
-              <w:t>② 구동: position 액추에이터 kp · kv · armature 계단 응답 3종</w:t>
+              <w:t xml:space="preserve">② </w:t>
+            </w:r>
+            <w:r>
+              <w:rPr>
+                <w:sz w:val="16"/>
+              </w:rPr>
+              <w:t>구동</w:t>
+            </w:r>
+            <w:r>
+              <w:rPr>
+                <w:sz w:val="16"/>
+              </w:rPr>
+              <w:t xml:space="preserve">: position </w:t>
+            </w:r>
+            <w:r>
+              <w:rPr>
+                <w:sz w:val="16"/>
+              </w:rPr>
+              <w:t>액추에이터</w:t>
+            </w:r>
+            <w:r>
+              <w:rPr>
+                <w:sz w:val="16"/>
+              </w:rPr>
+              <w:t xml:space="preserve"> kp · kv · armature </w:t>
+            </w:r>
+            <w:r>
+              <w:rPr>
+                <w:sz w:val="16"/>
+              </w:rPr>
+              <w:t>계단</w:t>
+            </w:r>
+            <w:r>
+              <w:rPr>
+                <w:sz w:val="16"/>
+              </w:rPr>
+              <w:t xml:space="preserve"> </w:t>
+            </w:r>
+            <w:r>
+              <w:rPr>
+                <w:sz w:val="16"/>
+              </w:rPr>
+              <w:t>응답</w:t>
+            </w:r>
+            <w:r>
+              <w:rPr>
+                <w:sz w:val="16"/>
+              </w:rPr>
+              <w:t xml:space="preserve"> 3</w:t>
+            </w:r>
+            <w:r>
+              <w:rPr>
+                <w:sz w:val="16"/>
+              </w:rPr>
+              <w:t>종</w:t>
             </w:r>
           </w:p>
         </w:tc>
@@ -812,7 +1272,127 @@
               <w:rPr>
                 <w:sz w:val="16"/>
               </w:rPr>
-              <w:t>scene_position.xml(include + default class, forcerange = effort). 어깨 0 → −0.5 rad: 오버슈트 시뮬/이론 kp 20·50·100 = 34.7/35.7 · 51.2/53.2 · 60.7/64.3 %(kp 100은 40 Nm 포화), kv 5(ζ 0.95) 0 %·정착 0.28 s, armature 0.15는 ωn 18.8 → 13.1 rad/s. 정상상태 오차 ≈ τg/kp (0.072 vs 0.070 rad).</w:t>
+              <w:t xml:space="preserve">scene_position.xml(include + default class, forcerange = effort). </w:t>
+            </w:r>
+            <w:r>
+              <w:rPr>
+                <w:sz w:val="16"/>
+              </w:rPr>
+              <w:t>어깨</w:t>
+            </w:r>
+            <w:r>
+              <w:rPr>
+                <w:sz w:val="16"/>
+              </w:rPr>
+              <w:t xml:space="preserve"> 0 → −0.5 rad: </w:t>
+            </w:r>
+            <w:r>
+              <w:rPr>
+                <w:sz w:val="16"/>
+              </w:rPr>
+              <w:t>오버슈트</w:t>
+            </w:r>
+            <w:r>
+              <w:rPr>
+                <w:sz w:val="16"/>
+              </w:rPr>
+              <w:t xml:space="preserve"> </w:t>
+            </w:r>
+            <w:r>
+              <w:rPr>
+                <w:sz w:val="16"/>
+              </w:rPr>
+              <w:t>시뮬</w:t>
+            </w:r>
+            <w:r>
+              <w:rPr>
+                <w:sz w:val="16"/>
+              </w:rPr>
+              <w:t>/</w:t>
+            </w:r>
+            <w:r>
+              <w:rPr>
+                <w:sz w:val="16"/>
+              </w:rPr>
+              <w:t>이론</w:t>
+            </w:r>
+            <w:r>
+              <w:rPr>
+                <w:sz w:val="16"/>
+              </w:rPr>
+              <w:t xml:space="preserve"> kp 20·50·100 = 34.7/35.7 · 51.2/53.2 · 60.7/64.3 %(kp 100</w:t>
+            </w:r>
+            <w:r>
+              <w:rPr>
+                <w:sz w:val="16"/>
+              </w:rPr>
+              <w:t>은</w:t>
+            </w:r>
+            <w:r>
+              <w:rPr>
+                <w:sz w:val="16"/>
+              </w:rPr>
+              <w:t xml:space="preserve"> 40 Nm </w:t>
+            </w:r>
+            <w:r>
+              <w:rPr>
+                <w:sz w:val="16"/>
+              </w:rPr>
+              <w:t>포화</w:t>
+            </w:r>
+            <w:r>
+              <w:rPr>
+                <w:sz w:val="16"/>
+              </w:rPr>
+              <w:t>), kv 5(ζ 0.95) 0 %·</w:t>
+            </w:r>
+            <w:r>
+              <w:rPr>
+                <w:sz w:val="16"/>
+              </w:rPr>
+              <w:t>정착</w:t>
+            </w:r>
+            <w:r>
+              <w:rPr>
+                <w:sz w:val="16"/>
+              </w:rPr>
+              <w:t xml:space="preserve"> 0.28 s, armature 0.15</w:t>
+            </w:r>
+            <w:r>
+              <w:rPr>
+                <w:sz w:val="16"/>
+              </w:rPr>
+              <w:t>는</w:t>
+            </w:r>
+            <w:r>
+              <w:rPr>
+                <w:sz w:val="16"/>
+              </w:rPr>
+              <w:t xml:space="preserve"> ωn 18.8 → 13.1 rad/s. </w:t>
+            </w:r>
+            <w:r>
+              <w:rPr>
+                <w:sz w:val="16"/>
+              </w:rPr>
+              <w:t>정상상태</w:t>
+            </w:r>
+            <w:r>
+              <w:rPr>
+                <w:sz w:val="16"/>
+              </w:rPr>
+              <w:t xml:space="preserve"> </w:t>
+            </w:r>
+            <w:r>
+              <w:rPr>
+                <w:sz w:val="16"/>
+              </w:rPr>
+              <w:t>오차</w:t>
+            </w:r>
+            <w:r>
+              <w:rPr>
+                <w:sz w:val="16"/>
+              </w:rPr>
+              <w:t xml:space="preserve"> ≈ τg/kp (0.072 vs 0.070 rad).</w:t>
             </w:r>
           </w:p>
         </w:tc>
@@ -875,7 +1455,21 @@
                 <w:rFonts w:hint="eastAsia"/>
                 <w:sz w:val="16"/>
               </w:rPr>
-              <w:t>week03/img/20261006_step_all.png · week03</w:t>
+              <w:t xml:space="preserve">week03/img/20261006_step_all.png </w:t>
+            </w:r>
+            <w:r>
+              <w:rPr>
+                <w:rFonts w:hint="eastAsia"/>
+                <w:sz w:val="16"/>
+              </w:rPr>
+              <w:t>·</w:t>
+            </w:r>
+            <w:r>
+              <w:rPr>
+                <w:rFonts w:hint="eastAsia"/>
+                <w:sz w:val="16"/>
+              </w:rPr>
+              <w:t xml:space="preserve"> week03</w:t>
             </w:r>
           </w:p>
         </w:tc>
@@ -909,7 +1503,85 @@
               <w:rPr>
                 <w:sz w:val="16"/>
               </w:rPr>
-              <w:t>③ (개별) MuJoCo 로딩 체크리스트(문서 근거) + 파이프라인 그림</w:t>
+              <w:t>③ (</w:t>
+            </w:r>
+            <w:r>
+              <w:rPr>
+                <w:sz w:val="16"/>
+              </w:rPr>
+              <w:t>개별</w:t>
+            </w:r>
+            <w:r>
+              <w:rPr>
+                <w:sz w:val="16"/>
+              </w:rPr>
+              <w:t xml:space="preserve">) MuJoCo </w:t>
+            </w:r>
+            <w:r>
+              <w:rPr>
+                <w:sz w:val="16"/>
+              </w:rPr>
+              <w:t>로딩</w:t>
+            </w:r>
+            <w:r>
+              <w:rPr>
+                <w:sz w:val="16"/>
+              </w:rPr>
+              <w:t xml:space="preserve"> </w:t>
+            </w:r>
+            <w:r>
+              <w:rPr>
+                <w:sz w:val="16"/>
+              </w:rPr>
+              <w:t>체크리스트</w:t>
+            </w:r>
+            <w:r>
+              <w:rPr>
+                <w:sz w:val="16"/>
+              </w:rPr>
+              <w:t>(</w:t>
+            </w:r>
+            <w:r>
+              <w:rPr>
+                <w:sz w:val="16"/>
+              </w:rPr>
+              <w:t>문서</w:t>
+            </w:r>
+            <w:r>
+              <w:rPr>
+                <w:sz w:val="16"/>
+              </w:rPr>
+              <w:t xml:space="preserve"> </w:t>
+            </w:r>
+            <w:r>
+              <w:rPr>
+                <w:sz w:val="16"/>
+              </w:rPr>
+              <w:t>근거</w:t>
+            </w:r>
+            <w:r>
+              <w:rPr>
+                <w:sz w:val="16"/>
+              </w:rPr>
+              <w:t xml:space="preserve">) + </w:t>
+            </w:r>
+            <w:r>
+              <w:rPr>
+                <w:sz w:val="16"/>
+              </w:rPr>
+              <w:t>파이프라인</w:t>
+            </w:r>
+            <w:r>
+              <w:rPr>
+                <w:sz w:val="16"/>
+              </w:rPr>
+              <w:t xml:space="preserve"> </w:t>
+            </w:r>
+            <w:r>
+              <w:rPr>
+                <w:sz w:val="16"/>
+              </w:rPr>
+              <w:t>그림</w:t>
             </w:r>
           </w:p>
         </w:tc>
@@ -938,7 +1610,355 @@
               <w:rPr>
                 <w:sz w:val="16"/>
               </w:rPr>
-              <w:t>A~F절 — 기본값이 다른 compiler 4속성(fusestatic·discardvisual·angle·strippath), 베이스 3종(고정 nv 4 / free 10 / 평면 7), 자기 충돌, 액추에이터. 문서 + 실험 근거. 함태훈 대응표 · 제안 8개 반영(v0.2) → 태훈 점검 36항목 OK 30 · NG 1(armature, BOM 전) · N-A 5, 3단 파일 구조(robot → actuated → scene) 팀 규약 합의.</w:t>
+              <w:t>A~F</w:t>
+            </w:r>
+            <w:r>
+              <w:rPr>
+                <w:sz w:val="16"/>
+              </w:rPr>
+              <w:t>절</w:t>
+            </w:r>
+            <w:r>
+              <w:rPr>
+                <w:sz w:val="16"/>
+              </w:rPr>
+              <w:t xml:space="preserve"> — </w:t>
+            </w:r>
+            <w:r>
+              <w:rPr>
+                <w:sz w:val="16"/>
+              </w:rPr>
+              <w:t>기본값이</w:t>
+            </w:r>
+            <w:r>
+              <w:rPr>
+                <w:sz w:val="16"/>
+              </w:rPr>
+              <w:t xml:space="preserve"> </w:t>
+            </w:r>
+            <w:r>
+              <w:rPr>
+                <w:sz w:val="16"/>
+              </w:rPr>
+              <w:t>다른</w:t>
+            </w:r>
+            <w:r>
+              <w:rPr>
+                <w:sz w:val="16"/>
+              </w:rPr>
+              <w:t xml:space="preserve"> compiler 4</w:t>
+            </w:r>
+            <w:r>
+              <w:rPr>
+                <w:sz w:val="16"/>
+              </w:rPr>
+              <w:t>속성</w:t>
+            </w:r>
+            <w:r>
+              <w:rPr>
+                <w:sz w:val="16"/>
+              </w:rPr>
+              <w:t xml:space="preserve">(fusestatic·discardvisual·angle·strippath), </w:t>
+            </w:r>
+            <w:r>
+              <w:rPr>
+                <w:sz w:val="16"/>
+              </w:rPr>
+              <w:t>베이스</w:t>
+            </w:r>
+            <w:r>
+              <w:rPr>
+                <w:sz w:val="16"/>
+              </w:rPr>
+              <w:t xml:space="preserve"> 3</w:t>
+            </w:r>
+            <w:r>
+              <w:rPr>
+                <w:sz w:val="16"/>
+              </w:rPr>
+              <w:t>종</w:t>
+            </w:r>
+            <w:r>
+              <w:rPr>
+                <w:sz w:val="16"/>
+              </w:rPr>
+              <w:t>(</w:t>
+            </w:r>
+            <w:r>
+              <w:rPr>
+                <w:sz w:val="16"/>
+              </w:rPr>
+              <w:t>고정</w:t>
+            </w:r>
+            <w:r>
+              <w:rPr>
+                <w:sz w:val="16"/>
+              </w:rPr>
+              <w:t xml:space="preserve"> nv 4 / free 10 / </w:t>
+            </w:r>
+            <w:r>
+              <w:rPr>
+                <w:sz w:val="16"/>
+              </w:rPr>
+              <w:t>평면</w:t>
+            </w:r>
+            <w:r>
+              <w:rPr>
+                <w:sz w:val="16"/>
+              </w:rPr>
+              <w:t xml:space="preserve"> 7), </w:t>
+            </w:r>
+            <w:r>
+              <w:rPr>
+                <w:sz w:val="16"/>
+              </w:rPr>
+              <w:t>자기</w:t>
+            </w:r>
+            <w:r>
+              <w:rPr>
+                <w:sz w:val="16"/>
+              </w:rPr>
+              <w:t xml:space="preserve"> </w:t>
+            </w:r>
+            <w:r>
+              <w:rPr>
+                <w:sz w:val="16"/>
+              </w:rPr>
+              <w:t>충돌</w:t>
+            </w:r>
+            <w:r>
+              <w:rPr>
+                <w:sz w:val="16"/>
+              </w:rPr>
+              <w:t xml:space="preserve">, </w:t>
+            </w:r>
+            <w:r>
+              <w:rPr>
+                <w:sz w:val="16"/>
+              </w:rPr>
+              <w:t>액추에이터</w:t>
+            </w:r>
+            <w:r>
+              <w:rPr>
+                <w:sz w:val="16"/>
+              </w:rPr>
+              <w:t xml:space="preserve">. </w:t>
+            </w:r>
+            <w:r>
+              <w:rPr>
+                <w:sz w:val="16"/>
+              </w:rPr>
+              <w:t>문서</w:t>
+            </w:r>
+            <w:r>
+              <w:rPr>
+                <w:sz w:val="16"/>
+              </w:rPr>
+              <w:t xml:space="preserve"> + </w:t>
+            </w:r>
+            <w:r>
+              <w:rPr>
+                <w:sz w:val="16"/>
+              </w:rPr>
+              <w:t>실험</w:t>
+            </w:r>
+            <w:r>
+              <w:rPr>
+                <w:sz w:val="16"/>
+              </w:rPr>
+              <w:t xml:space="preserve"> </w:t>
+            </w:r>
+            <w:r>
+              <w:rPr>
+                <w:sz w:val="16"/>
+              </w:rPr>
+              <w:t>근거</w:t>
+            </w:r>
+            <w:r>
+              <w:rPr>
+                <w:sz w:val="16"/>
+              </w:rPr>
+              <w:t xml:space="preserve">. </w:t>
+            </w:r>
+            <w:r>
+              <w:rPr>
+                <w:sz w:val="16"/>
+              </w:rPr>
+              <w:t>함태훈</w:t>
+            </w:r>
+            <w:r>
+              <w:rPr>
+                <w:sz w:val="16"/>
+              </w:rPr>
+              <w:t xml:space="preserve"> </w:t>
+            </w:r>
+            <w:r>
+              <w:rPr>
+                <w:sz w:val="16"/>
+              </w:rPr>
+              <w:t>대응표</w:t>
+            </w:r>
+            <w:r>
+              <w:rPr>
+                <w:sz w:val="16"/>
+              </w:rPr>
+              <w:t xml:space="preserve"> · </w:t>
+            </w:r>
+            <w:r>
+              <w:rPr>
+                <w:sz w:val="16"/>
+              </w:rPr>
+              <w:t>제안</w:t>
+            </w:r>
+            <w:r>
+              <w:rPr>
+                <w:sz w:val="16"/>
+              </w:rPr>
+              <w:t xml:space="preserve"> 8</w:t>
+            </w:r>
+            <w:r>
+              <w:rPr>
+                <w:sz w:val="16"/>
+              </w:rPr>
+              <w:t>개</w:t>
+            </w:r>
+            <w:r>
+              <w:rPr>
+                <w:sz w:val="16"/>
+              </w:rPr>
+              <w:t xml:space="preserve"> </w:t>
+            </w:r>
+            <w:r>
+              <w:rPr>
+                <w:sz w:val="16"/>
+              </w:rPr>
+              <w:t>반영</w:t>
+            </w:r>
+            <w:r>
+              <w:rPr>
+                <w:sz w:val="16"/>
+              </w:rPr>
+              <w:t xml:space="preserve">(v0.2) → </w:t>
+            </w:r>
+            <w:r>
+              <w:rPr>
+                <w:sz w:val="16"/>
+              </w:rPr>
+              <w:t>태훈</w:t>
+            </w:r>
+            <w:r>
+              <w:rPr>
+                <w:sz w:val="16"/>
+              </w:rPr>
+              <w:t xml:space="preserve"> </w:t>
+            </w:r>
+            <w:r>
+              <w:rPr>
+                <w:sz w:val="16"/>
+              </w:rPr>
+              <w:t>점검</w:t>
+            </w:r>
+            <w:r>
+              <w:rPr>
+                <w:sz w:val="16"/>
+              </w:rPr>
+              <w:t xml:space="preserve"> 36</w:t>
+            </w:r>
+            <w:r>
+              <w:rPr>
+                <w:sz w:val="16"/>
+              </w:rPr>
+              <w:t>항목</w:t>
+            </w:r>
+            <w:r>
+              <w:rPr>
+                <w:sz w:val="16"/>
+              </w:rPr>
+              <w:t xml:space="preserve"> OK 30 · NG 1(armature, BOM </w:t>
+            </w:r>
+            <w:r>
+              <w:rPr>
+                <w:sz w:val="16"/>
+              </w:rPr>
+              <w:t>전</w:t>
+            </w:r>
+            <w:r>
+              <w:rPr>
+                <w:sz w:val="16"/>
+              </w:rPr>
+              <w:t>) · N-A 5, 3</w:t>
+            </w:r>
+            <w:r>
+              <w:rPr>
+                <w:sz w:val="16"/>
+              </w:rPr>
+              <w:t>단</w:t>
+            </w:r>
+            <w:r>
+              <w:rPr>
+                <w:sz w:val="16"/>
+              </w:rPr>
+              <w:t xml:space="preserve"> </w:t>
+            </w:r>
+            <w:r>
+              <w:rPr>
+                <w:sz w:val="16"/>
+              </w:rPr>
+              <w:t>파일</w:t>
+            </w:r>
+            <w:r>
+              <w:rPr>
+                <w:sz w:val="16"/>
+              </w:rPr>
+              <w:t xml:space="preserve"> </w:t>
+            </w:r>
+            <w:r>
+              <w:rPr>
+                <w:sz w:val="16"/>
+              </w:rPr>
+              <w:t>구조</w:t>
+            </w:r>
+            <w:r>
+              <w:rPr>
+                <w:sz w:val="16"/>
+              </w:rPr>
+              <w:t xml:space="preserve">(robot → actuated → scene) </w:t>
+            </w:r>
+            <w:r>
+              <w:rPr>
+                <w:sz w:val="16"/>
+              </w:rPr>
+              <w:t>팀</w:t>
+            </w:r>
+            <w:r>
+              <w:rPr>
+                <w:sz w:val="16"/>
+              </w:rPr>
+              <w:t xml:space="preserve"> </w:t>
+            </w:r>
+            <w:r>
+              <w:rPr>
+                <w:sz w:val="16"/>
+              </w:rPr>
+              <w:t>규약</w:t>
+            </w:r>
+            <w:r>
+              <w:rPr>
+                <w:sz w:val="16"/>
+              </w:rPr>
+              <w:t xml:space="preserve"> </w:t>
+            </w:r>
+            <w:r>
+              <w:rPr>
+                <w:sz w:val="16"/>
+              </w:rPr>
+              <w:t>합의</w:t>
+            </w:r>
+            <w:r>
+              <w:rPr>
+                <w:sz w:val="16"/>
+              </w:rPr>
+              <w:t>.</w:t>
             </w:r>
           </w:p>
         </w:tc>
@@ -1001,7 +2021,21 @@
                 <w:rFonts w:hint="eastAsia"/>
                 <w:sz w:val="16"/>
               </w:rPr>
-              <w:t>b1/docs/procedures/mujoco-urdf-loading-checklist.md · week03</w:t>
+              <w:t xml:space="preserve">b1/docs/procedures/mujoco-urdf-loading-checklist.md </w:t>
+            </w:r>
+            <w:r>
+              <w:rPr>
+                <w:rFonts w:hint="eastAsia"/>
+                <w:sz w:val="16"/>
+              </w:rPr>
+              <w:t>·</w:t>
+            </w:r>
+            <w:r>
+              <w:rPr>
+                <w:rFonts w:hint="eastAsia"/>
+                <w:sz w:val="16"/>
+              </w:rPr>
+              <w:t xml:space="preserve"> week03</w:t>
             </w:r>
           </w:p>
         </w:tc>
@@ -1075,7 +2109,553 @@
                 <w:sz w:val="16"/>
                 <w:szCs w:val="18"/>
               </w:rPr>
-              <w:t>① 베이스 표현 — 루트 body에 joint가 없으면 world에 용접(고정, nv = 팔 관절 수). freejoint는 qpos 7 / qvel 6이 추가되고 바닥·바퀴 접촉이 있어야 선다. 홀로노믹은 slide x · slide y · hinge z + velocity 액추에이터(URDF planar 1개로 표현 가능). slide 축은 world 고정이라 90° 회전 뒤 base_x 0.3 m/s 명령이 옆걸음 → 로봇 기준 명령은 R(yaw) 변환 필요. (근거: freejoint 문서, 실험 E1·E5)</w:t>
+              <w:t xml:space="preserve">① </w:t>
+            </w:r>
+            <w:r>
+              <w:rPr>
+                <w:sz w:val="16"/>
+                <w:szCs w:val="18"/>
+              </w:rPr>
+              <w:t>베이스</w:t>
+            </w:r>
+            <w:r>
+              <w:rPr>
+                <w:sz w:val="16"/>
+                <w:szCs w:val="18"/>
+              </w:rPr>
+              <w:t xml:space="preserve"> </w:t>
+            </w:r>
+            <w:r>
+              <w:rPr>
+                <w:sz w:val="16"/>
+                <w:szCs w:val="18"/>
+              </w:rPr>
+              <w:t>표현</w:t>
+            </w:r>
+            <w:r>
+              <w:rPr>
+                <w:sz w:val="16"/>
+                <w:szCs w:val="18"/>
+              </w:rPr>
+              <w:t xml:space="preserve"> — </w:t>
+            </w:r>
+            <w:r>
+              <w:rPr>
+                <w:sz w:val="16"/>
+                <w:szCs w:val="18"/>
+              </w:rPr>
+              <w:t>루트</w:t>
+            </w:r>
+            <w:r>
+              <w:rPr>
+                <w:sz w:val="16"/>
+                <w:szCs w:val="18"/>
+              </w:rPr>
+              <w:t xml:space="preserve"> body</w:t>
+            </w:r>
+            <w:r>
+              <w:rPr>
+                <w:sz w:val="16"/>
+                <w:szCs w:val="18"/>
+              </w:rPr>
+              <w:t>에</w:t>
+            </w:r>
+            <w:r>
+              <w:rPr>
+                <w:sz w:val="16"/>
+                <w:szCs w:val="18"/>
+              </w:rPr>
+              <w:t xml:space="preserve"> joint</w:t>
+            </w:r>
+            <w:r>
+              <w:rPr>
+                <w:sz w:val="16"/>
+                <w:szCs w:val="18"/>
+              </w:rPr>
+              <w:t>가</w:t>
+            </w:r>
+            <w:r>
+              <w:rPr>
+                <w:sz w:val="16"/>
+                <w:szCs w:val="18"/>
+              </w:rPr>
+              <w:t xml:space="preserve"> </w:t>
+            </w:r>
+            <w:r>
+              <w:rPr>
+                <w:sz w:val="16"/>
+                <w:szCs w:val="18"/>
+              </w:rPr>
+              <w:t>없으면</w:t>
+            </w:r>
+            <w:r>
+              <w:rPr>
+                <w:sz w:val="16"/>
+                <w:szCs w:val="18"/>
+              </w:rPr>
+              <w:t xml:space="preserve"> world</w:t>
+            </w:r>
+            <w:r>
+              <w:rPr>
+                <w:sz w:val="16"/>
+                <w:szCs w:val="18"/>
+              </w:rPr>
+              <w:t>에</w:t>
+            </w:r>
+            <w:r>
+              <w:rPr>
+                <w:sz w:val="16"/>
+                <w:szCs w:val="18"/>
+              </w:rPr>
+              <w:t xml:space="preserve"> </w:t>
+            </w:r>
+            <w:r>
+              <w:rPr>
+                <w:sz w:val="16"/>
+                <w:szCs w:val="18"/>
+              </w:rPr>
+              <w:t>용접</w:t>
+            </w:r>
+            <w:r>
+              <w:rPr>
+                <w:sz w:val="16"/>
+                <w:szCs w:val="18"/>
+              </w:rPr>
+              <w:t>(</w:t>
+            </w:r>
+            <w:r>
+              <w:rPr>
+                <w:sz w:val="16"/>
+                <w:szCs w:val="18"/>
+              </w:rPr>
+              <w:t>고정</w:t>
+            </w:r>
+            <w:r>
+              <w:rPr>
+                <w:sz w:val="16"/>
+                <w:szCs w:val="18"/>
+              </w:rPr>
+              <w:t xml:space="preserve">, nv = </w:t>
+            </w:r>
+            <w:r>
+              <w:rPr>
+                <w:sz w:val="16"/>
+                <w:szCs w:val="18"/>
+              </w:rPr>
+              <w:t>팔</w:t>
+            </w:r>
+            <w:r>
+              <w:rPr>
+                <w:sz w:val="16"/>
+                <w:szCs w:val="18"/>
+              </w:rPr>
+              <w:t xml:space="preserve"> </w:t>
+            </w:r>
+            <w:r>
+              <w:rPr>
+                <w:sz w:val="16"/>
+                <w:szCs w:val="18"/>
+              </w:rPr>
+              <w:t>관절</w:t>
+            </w:r>
+            <w:r>
+              <w:rPr>
+                <w:sz w:val="16"/>
+                <w:szCs w:val="18"/>
+              </w:rPr>
+              <w:t xml:space="preserve"> </w:t>
+            </w:r>
+            <w:r>
+              <w:rPr>
+                <w:sz w:val="16"/>
+                <w:szCs w:val="18"/>
+              </w:rPr>
+              <w:t>수</w:t>
+            </w:r>
+            <w:r>
+              <w:rPr>
+                <w:sz w:val="16"/>
+                <w:szCs w:val="18"/>
+              </w:rPr>
+              <w:t>). freejoint</w:t>
+            </w:r>
+            <w:r>
+              <w:rPr>
+                <w:sz w:val="16"/>
+                <w:szCs w:val="18"/>
+              </w:rPr>
+              <w:t>는</w:t>
+            </w:r>
+            <w:r>
+              <w:rPr>
+                <w:sz w:val="16"/>
+                <w:szCs w:val="18"/>
+              </w:rPr>
+              <w:t xml:space="preserve"> qpos 7 / qvel 6</w:t>
+            </w:r>
+            <w:r>
+              <w:rPr>
+                <w:sz w:val="16"/>
+                <w:szCs w:val="18"/>
+              </w:rPr>
+              <w:t>이</w:t>
+            </w:r>
+            <w:r>
+              <w:rPr>
+                <w:sz w:val="16"/>
+                <w:szCs w:val="18"/>
+              </w:rPr>
+              <w:t xml:space="preserve"> </w:t>
+            </w:r>
+            <w:r>
+              <w:rPr>
+                <w:sz w:val="16"/>
+                <w:szCs w:val="18"/>
+              </w:rPr>
+              <w:t>추가되고</w:t>
+            </w:r>
+            <w:r>
+              <w:rPr>
+                <w:sz w:val="16"/>
+                <w:szCs w:val="18"/>
+              </w:rPr>
+              <w:t xml:space="preserve"> </w:t>
+            </w:r>
+            <w:r>
+              <w:rPr>
+                <w:sz w:val="16"/>
+                <w:szCs w:val="18"/>
+              </w:rPr>
+              <w:t>바닥</w:t>
+            </w:r>
+            <w:r>
+              <w:rPr>
+                <w:sz w:val="16"/>
+                <w:szCs w:val="18"/>
+              </w:rPr>
+              <w:t>·</w:t>
+            </w:r>
+            <w:r>
+              <w:rPr>
+                <w:sz w:val="16"/>
+                <w:szCs w:val="18"/>
+              </w:rPr>
+              <w:t>바퀴</w:t>
+            </w:r>
+            <w:r>
+              <w:rPr>
+                <w:sz w:val="16"/>
+                <w:szCs w:val="18"/>
+              </w:rPr>
+              <w:t xml:space="preserve"> </w:t>
+            </w:r>
+            <w:r>
+              <w:rPr>
+                <w:sz w:val="16"/>
+                <w:szCs w:val="18"/>
+              </w:rPr>
+              <w:t>접촉이</w:t>
+            </w:r>
+            <w:r>
+              <w:rPr>
+                <w:sz w:val="16"/>
+                <w:szCs w:val="18"/>
+              </w:rPr>
+              <w:t xml:space="preserve"> </w:t>
+            </w:r>
+            <w:r>
+              <w:rPr>
+                <w:sz w:val="16"/>
+                <w:szCs w:val="18"/>
+              </w:rPr>
+              <w:t>있어야</w:t>
+            </w:r>
+            <w:r>
+              <w:rPr>
+                <w:sz w:val="16"/>
+                <w:szCs w:val="18"/>
+              </w:rPr>
+              <w:t xml:space="preserve"> </w:t>
+            </w:r>
+            <w:r>
+              <w:rPr>
+                <w:sz w:val="16"/>
+                <w:szCs w:val="18"/>
+              </w:rPr>
+              <w:t>선다</w:t>
+            </w:r>
+            <w:r>
+              <w:rPr>
+                <w:sz w:val="16"/>
+                <w:szCs w:val="18"/>
+              </w:rPr>
+              <w:t xml:space="preserve">. </w:t>
+            </w:r>
+            <w:r>
+              <w:rPr>
+                <w:sz w:val="16"/>
+                <w:szCs w:val="18"/>
+              </w:rPr>
+              <w:t>홀로노믹은</w:t>
+            </w:r>
+            <w:r>
+              <w:rPr>
+                <w:sz w:val="16"/>
+                <w:szCs w:val="18"/>
+              </w:rPr>
+              <w:t xml:space="preserve"> slide x · slide y · hinge z + velocity </w:t>
+            </w:r>
+            <w:r>
+              <w:rPr>
+                <w:sz w:val="16"/>
+                <w:szCs w:val="18"/>
+              </w:rPr>
+              <w:t>액추에이터</w:t>
+            </w:r>
+            <w:r>
+              <w:rPr>
+                <w:sz w:val="16"/>
+                <w:szCs w:val="18"/>
+              </w:rPr>
+              <w:t>(URDF planar 1</w:t>
+            </w:r>
+            <w:r>
+              <w:rPr>
+                <w:sz w:val="16"/>
+                <w:szCs w:val="18"/>
+              </w:rPr>
+              <w:t>개로</w:t>
+            </w:r>
+            <w:r>
+              <w:rPr>
+                <w:sz w:val="16"/>
+                <w:szCs w:val="18"/>
+              </w:rPr>
+              <w:t xml:space="preserve"> </w:t>
+            </w:r>
+            <w:r>
+              <w:rPr>
+                <w:sz w:val="16"/>
+                <w:szCs w:val="18"/>
+              </w:rPr>
+              <w:t>표현</w:t>
+            </w:r>
+            <w:r>
+              <w:rPr>
+                <w:sz w:val="16"/>
+                <w:szCs w:val="18"/>
+              </w:rPr>
+              <w:t xml:space="preserve"> </w:t>
+            </w:r>
+            <w:r>
+              <w:rPr>
+                <w:sz w:val="16"/>
+                <w:szCs w:val="18"/>
+              </w:rPr>
+              <w:t>가능</w:t>
+            </w:r>
+            <w:r>
+              <w:rPr>
+                <w:sz w:val="16"/>
+                <w:szCs w:val="18"/>
+              </w:rPr>
+              <w:t xml:space="preserve">). slide </w:t>
+            </w:r>
+            <w:r>
+              <w:rPr>
+                <w:sz w:val="16"/>
+                <w:szCs w:val="18"/>
+              </w:rPr>
+              <w:t>축은</w:t>
+            </w:r>
+            <w:r>
+              <w:rPr>
+                <w:sz w:val="16"/>
+                <w:szCs w:val="18"/>
+              </w:rPr>
+              <w:t xml:space="preserve"> world </w:t>
+            </w:r>
+            <w:r>
+              <w:rPr>
+                <w:sz w:val="16"/>
+                <w:szCs w:val="18"/>
+              </w:rPr>
+              <w:t>고정이라</w:t>
+            </w:r>
+            <w:r>
+              <w:rPr>
+                <w:sz w:val="16"/>
+                <w:szCs w:val="18"/>
+              </w:rPr>
+              <w:t xml:space="preserve"> 90° </w:t>
+            </w:r>
+            <w:r>
+              <w:rPr>
+                <w:sz w:val="16"/>
+                <w:szCs w:val="18"/>
+              </w:rPr>
+              <w:t>회전</w:t>
+            </w:r>
+            <w:r>
+              <w:rPr>
+                <w:sz w:val="16"/>
+                <w:szCs w:val="18"/>
+              </w:rPr>
+              <w:t xml:space="preserve"> </w:t>
+            </w:r>
+            <w:r>
+              <w:rPr>
+                <w:sz w:val="16"/>
+                <w:szCs w:val="18"/>
+              </w:rPr>
+              <w:t>뒤</w:t>
+            </w:r>
+            <w:r>
+              <w:rPr>
+                <w:sz w:val="16"/>
+                <w:szCs w:val="18"/>
+              </w:rPr>
+              <w:t xml:space="preserve"> base_x 0.3 m/s </w:t>
+            </w:r>
+            <w:r>
+              <w:rPr>
+                <w:sz w:val="16"/>
+                <w:szCs w:val="18"/>
+              </w:rPr>
+              <w:t>명령이</w:t>
+            </w:r>
+            <w:r>
+              <w:rPr>
+                <w:sz w:val="16"/>
+                <w:szCs w:val="18"/>
+              </w:rPr>
+              <w:t xml:space="preserve"> </w:t>
+            </w:r>
+            <w:r>
+              <w:rPr>
+                <w:sz w:val="16"/>
+                <w:szCs w:val="18"/>
+              </w:rPr>
+              <w:t>옆걸음</w:t>
+            </w:r>
+            <w:r>
+              <w:rPr>
+                <w:sz w:val="16"/>
+                <w:szCs w:val="18"/>
+              </w:rPr>
+              <w:t xml:space="preserve"> → </w:t>
+            </w:r>
+            <w:r>
+              <w:rPr>
+                <w:sz w:val="16"/>
+                <w:szCs w:val="18"/>
+              </w:rPr>
+              <w:t>로봇</w:t>
+            </w:r>
+            <w:r>
+              <w:rPr>
+                <w:sz w:val="16"/>
+                <w:szCs w:val="18"/>
+              </w:rPr>
+              <w:t xml:space="preserve"> </w:t>
+            </w:r>
+            <w:r>
+              <w:rPr>
+                <w:sz w:val="16"/>
+                <w:szCs w:val="18"/>
+              </w:rPr>
+              <w:t>기준</w:t>
+            </w:r>
+            <w:r>
+              <w:rPr>
+                <w:sz w:val="16"/>
+                <w:szCs w:val="18"/>
+              </w:rPr>
+              <w:t xml:space="preserve"> </w:t>
+            </w:r>
+            <w:r>
+              <w:rPr>
+                <w:sz w:val="16"/>
+                <w:szCs w:val="18"/>
+              </w:rPr>
+              <w:t>명령은</w:t>
+            </w:r>
+            <w:r>
+              <w:rPr>
+                <w:sz w:val="16"/>
+                <w:szCs w:val="18"/>
+              </w:rPr>
+              <w:t xml:space="preserve"> R(yaw) </w:t>
+            </w:r>
+            <w:r>
+              <w:rPr>
+                <w:sz w:val="16"/>
+                <w:szCs w:val="18"/>
+              </w:rPr>
+              <w:t>변환</w:t>
+            </w:r>
+            <w:r>
+              <w:rPr>
+                <w:sz w:val="16"/>
+                <w:szCs w:val="18"/>
+              </w:rPr>
+              <w:t xml:space="preserve"> </w:t>
+            </w:r>
+            <w:r>
+              <w:rPr>
+                <w:sz w:val="16"/>
+                <w:szCs w:val="18"/>
+              </w:rPr>
+              <w:t>필요</w:t>
+            </w:r>
+            <w:r>
+              <w:rPr>
+                <w:sz w:val="16"/>
+                <w:szCs w:val="18"/>
+              </w:rPr>
+              <w:t>. (</w:t>
+            </w:r>
+            <w:r>
+              <w:rPr>
+                <w:sz w:val="16"/>
+                <w:szCs w:val="18"/>
+              </w:rPr>
+              <w:t>근거</w:t>
+            </w:r>
+            <w:r>
+              <w:rPr>
+                <w:sz w:val="16"/>
+                <w:szCs w:val="18"/>
+              </w:rPr>
+              <w:t xml:space="preserve">: freejoint </w:t>
+            </w:r>
+            <w:r>
+              <w:rPr>
+                <w:sz w:val="16"/>
+                <w:szCs w:val="18"/>
+              </w:rPr>
+              <w:t>문서</w:t>
+            </w:r>
+            <w:r>
+              <w:rPr>
+                <w:sz w:val="16"/>
+                <w:szCs w:val="18"/>
+              </w:rPr>
+              <w:t xml:space="preserve">, </w:t>
+            </w:r>
+            <w:r>
+              <w:rPr>
+                <w:sz w:val="16"/>
+                <w:szCs w:val="18"/>
+              </w:rPr>
+              <w:t>실험</w:t>
+            </w:r>
+            <w:r>
+              <w:rPr>
+                <w:sz w:val="16"/>
+                <w:szCs w:val="18"/>
+              </w:rPr>
+              <w:t xml:space="preserve"> E1·E5)</w:t>
             </w:r>
           </w:p>
           <w:p>
@@ -1091,7 +2671,665 @@
                 <w:sz w:val="16"/>
                 <w:szCs w:val="18"/>
               </w:rPr>
-              <w:t>② fusestatic — URDF 기본 true(MJCF false). joint 없는 정적 body를 부모에 합쳐 base_link · tool0의 이름·좌표계가 사라짐(body 5 → 3), 질량은 부모에 합산돼 동역학 동일(3.9731 Nm). 센서·툴 프레임, exclude·attach 대상이 필요하면 끈다. 2주차 "어깨가 안 떨어짐"은 fusestatic과 무관한 충돌 필터 예외로 문서 확인: 부모가 world(용접 포함)면 부모–자식 접촉을 거르지 않음 → exclude로 해결(접촉 → 0). (근거: fusestatic · Collision selection 문서, E2·E3)</w:t>
+              <w:t xml:space="preserve">② fusestatic — URDF </w:t>
+            </w:r>
+            <w:r>
+              <w:rPr>
+                <w:sz w:val="16"/>
+                <w:szCs w:val="18"/>
+              </w:rPr>
+              <w:t>기본</w:t>
+            </w:r>
+            <w:r>
+              <w:rPr>
+                <w:sz w:val="16"/>
+                <w:szCs w:val="18"/>
+              </w:rPr>
+              <w:t xml:space="preserve"> true(MJCF false). joint </w:t>
+            </w:r>
+            <w:r>
+              <w:rPr>
+                <w:sz w:val="16"/>
+                <w:szCs w:val="18"/>
+              </w:rPr>
+              <w:t>없는</w:t>
+            </w:r>
+            <w:r>
+              <w:rPr>
+                <w:sz w:val="16"/>
+                <w:szCs w:val="18"/>
+              </w:rPr>
+              <w:t xml:space="preserve"> </w:t>
+            </w:r>
+            <w:r>
+              <w:rPr>
+                <w:sz w:val="16"/>
+                <w:szCs w:val="18"/>
+              </w:rPr>
+              <w:t>정적</w:t>
+            </w:r>
+            <w:r>
+              <w:rPr>
+                <w:sz w:val="16"/>
+                <w:szCs w:val="18"/>
+              </w:rPr>
+              <w:t xml:space="preserve"> body</w:t>
+            </w:r>
+            <w:r>
+              <w:rPr>
+                <w:sz w:val="16"/>
+                <w:szCs w:val="18"/>
+              </w:rPr>
+              <w:t>를</w:t>
+            </w:r>
+            <w:r>
+              <w:rPr>
+                <w:sz w:val="16"/>
+                <w:szCs w:val="18"/>
+              </w:rPr>
+              <w:t xml:space="preserve"> </w:t>
+            </w:r>
+            <w:r>
+              <w:rPr>
+                <w:sz w:val="16"/>
+                <w:szCs w:val="18"/>
+              </w:rPr>
+              <w:t>부모에</w:t>
+            </w:r>
+            <w:r>
+              <w:rPr>
+                <w:sz w:val="16"/>
+                <w:szCs w:val="18"/>
+              </w:rPr>
+              <w:t xml:space="preserve"> </w:t>
+            </w:r>
+            <w:r>
+              <w:rPr>
+                <w:sz w:val="16"/>
+                <w:szCs w:val="18"/>
+              </w:rPr>
+              <w:t>합쳐</w:t>
+            </w:r>
+            <w:r>
+              <w:rPr>
+                <w:sz w:val="16"/>
+                <w:szCs w:val="18"/>
+              </w:rPr>
+              <w:t xml:space="preserve"> base_link · tool0</w:t>
+            </w:r>
+            <w:r>
+              <w:rPr>
+                <w:sz w:val="16"/>
+                <w:szCs w:val="18"/>
+              </w:rPr>
+              <w:t>의</w:t>
+            </w:r>
+            <w:r>
+              <w:rPr>
+                <w:sz w:val="16"/>
+                <w:szCs w:val="18"/>
+              </w:rPr>
+              <w:t xml:space="preserve"> </w:t>
+            </w:r>
+            <w:r>
+              <w:rPr>
+                <w:sz w:val="16"/>
+                <w:szCs w:val="18"/>
+              </w:rPr>
+              <w:t>이름</w:t>
+            </w:r>
+            <w:r>
+              <w:rPr>
+                <w:sz w:val="16"/>
+                <w:szCs w:val="18"/>
+              </w:rPr>
+              <w:t>·</w:t>
+            </w:r>
+            <w:r>
+              <w:rPr>
+                <w:sz w:val="16"/>
+                <w:szCs w:val="18"/>
+              </w:rPr>
+              <w:t>좌표계가</w:t>
+            </w:r>
+            <w:r>
+              <w:rPr>
+                <w:sz w:val="16"/>
+                <w:szCs w:val="18"/>
+              </w:rPr>
+              <w:t xml:space="preserve"> </w:t>
+            </w:r>
+            <w:r>
+              <w:rPr>
+                <w:sz w:val="16"/>
+                <w:szCs w:val="18"/>
+              </w:rPr>
+              <w:t>사라짐</w:t>
+            </w:r>
+            <w:r>
+              <w:rPr>
+                <w:sz w:val="16"/>
+                <w:szCs w:val="18"/>
+              </w:rPr>
+              <w:t xml:space="preserve">(body 5 → 3), </w:t>
+            </w:r>
+            <w:r>
+              <w:rPr>
+                <w:sz w:val="16"/>
+                <w:szCs w:val="18"/>
+              </w:rPr>
+              <w:t>질량은</w:t>
+            </w:r>
+            <w:r>
+              <w:rPr>
+                <w:sz w:val="16"/>
+                <w:szCs w:val="18"/>
+              </w:rPr>
+              <w:t xml:space="preserve"> </w:t>
+            </w:r>
+            <w:r>
+              <w:rPr>
+                <w:sz w:val="16"/>
+                <w:szCs w:val="18"/>
+              </w:rPr>
+              <w:t>부모에</w:t>
+            </w:r>
+            <w:r>
+              <w:rPr>
+                <w:sz w:val="16"/>
+                <w:szCs w:val="18"/>
+              </w:rPr>
+              <w:t xml:space="preserve"> </w:t>
+            </w:r>
+            <w:r>
+              <w:rPr>
+                <w:sz w:val="16"/>
+                <w:szCs w:val="18"/>
+              </w:rPr>
+              <w:t>합산돼</w:t>
+            </w:r>
+            <w:r>
+              <w:rPr>
+                <w:sz w:val="16"/>
+                <w:szCs w:val="18"/>
+              </w:rPr>
+              <w:t xml:space="preserve"> </w:t>
+            </w:r>
+            <w:r>
+              <w:rPr>
+                <w:sz w:val="16"/>
+                <w:szCs w:val="18"/>
+              </w:rPr>
+              <w:t>동역학</w:t>
+            </w:r>
+            <w:r>
+              <w:rPr>
+                <w:sz w:val="16"/>
+                <w:szCs w:val="18"/>
+              </w:rPr>
+              <w:t xml:space="preserve"> </w:t>
+            </w:r>
+            <w:r>
+              <w:rPr>
+                <w:sz w:val="16"/>
+                <w:szCs w:val="18"/>
+              </w:rPr>
+              <w:t>동일</w:t>
+            </w:r>
+            <w:r>
+              <w:rPr>
+                <w:sz w:val="16"/>
+                <w:szCs w:val="18"/>
+              </w:rPr>
+              <w:t xml:space="preserve">(3.9731 Nm). </w:t>
+            </w:r>
+            <w:r>
+              <w:rPr>
+                <w:sz w:val="16"/>
+                <w:szCs w:val="18"/>
+              </w:rPr>
+              <w:t>센서</w:t>
+            </w:r>
+            <w:r>
+              <w:rPr>
+                <w:sz w:val="16"/>
+                <w:szCs w:val="18"/>
+              </w:rPr>
+              <w:t>·</w:t>
+            </w:r>
+            <w:r>
+              <w:rPr>
+                <w:sz w:val="16"/>
+                <w:szCs w:val="18"/>
+              </w:rPr>
+              <w:t>툴</w:t>
+            </w:r>
+            <w:r>
+              <w:rPr>
+                <w:sz w:val="16"/>
+                <w:szCs w:val="18"/>
+              </w:rPr>
+              <w:t xml:space="preserve"> </w:t>
+            </w:r>
+            <w:r>
+              <w:rPr>
+                <w:sz w:val="16"/>
+                <w:szCs w:val="18"/>
+              </w:rPr>
+              <w:t>프레임</w:t>
+            </w:r>
+            <w:r>
+              <w:rPr>
+                <w:sz w:val="16"/>
+                <w:szCs w:val="18"/>
+              </w:rPr>
+              <w:t xml:space="preserve">, exclude·attach </w:t>
+            </w:r>
+            <w:r>
+              <w:rPr>
+                <w:sz w:val="16"/>
+                <w:szCs w:val="18"/>
+              </w:rPr>
+              <w:t>대상이</w:t>
+            </w:r>
+            <w:r>
+              <w:rPr>
+                <w:sz w:val="16"/>
+                <w:szCs w:val="18"/>
+              </w:rPr>
+              <w:t xml:space="preserve"> </w:t>
+            </w:r>
+            <w:r>
+              <w:rPr>
+                <w:sz w:val="16"/>
+                <w:szCs w:val="18"/>
+              </w:rPr>
+              <w:t>필요하면</w:t>
+            </w:r>
+            <w:r>
+              <w:rPr>
+                <w:sz w:val="16"/>
+                <w:szCs w:val="18"/>
+              </w:rPr>
+              <w:t xml:space="preserve"> </w:t>
+            </w:r>
+            <w:r>
+              <w:rPr>
+                <w:sz w:val="16"/>
+                <w:szCs w:val="18"/>
+              </w:rPr>
+              <w:t>끈다</w:t>
+            </w:r>
+            <w:r>
+              <w:rPr>
+                <w:sz w:val="16"/>
+                <w:szCs w:val="18"/>
+              </w:rPr>
+              <w:t>. 2</w:t>
+            </w:r>
+            <w:r>
+              <w:rPr>
+                <w:sz w:val="16"/>
+                <w:szCs w:val="18"/>
+              </w:rPr>
+              <w:t>주차</w:t>
+            </w:r>
+            <w:r>
+              <w:rPr>
+                <w:sz w:val="16"/>
+                <w:szCs w:val="18"/>
+              </w:rPr>
+              <w:t xml:space="preserve"> "</w:t>
+            </w:r>
+            <w:r>
+              <w:rPr>
+                <w:sz w:val="16"/>
+                <w:szCs w:val="18"/>
+              </w:rPr>
+              <w:t>어깨가</w:t>
+            </w:r>
+            <w:r>
+              <w:rPr>
+                <w:sz w:val="16"/>
+                <w:szCs w:val="18"/>
+              </w:rPr>
+              <w:t xml:space="preserve"> </w:t>
+            </w:r>
+            <w:r>
+              <w:rPr>
+                <w:sz w:val="16"/>
+                <w:szCs w:val="18"/>
+              </w:rPr>
+              <w:t>안</w:t>
+            </w:r>
+            <w:r>
+              <w:rPr>
+                <w:sz w:val="16"/>
+                <w:szCs w:val="18"/>
+              </w:rPr>
+              <w:t xml:space="preserve"> </w:t>
+            </w:r>
+            <w:r>
+              <w:rPr>
+                <w:sz w:val="16"/>
+                <w:szCs w:val="18"/>
+              </w:rPr>
+              <w:t>떨어짐</w:t>
+            </w:r>
+            <w:r>
+              <w:rPr>
+                <w:sz w:val="16"/>
+                <w:szCs w:val="18"/>
+              </w:rPr>
+              <w:t>"</w:t>
+            </w:r>
+            <w:r>
+              <w:rPr>
+                <w:sz w:val="16"/>
+                <w:szCs w:val="18"/>
+              </w:rPr>
+              <w:t>은</w:t>
+            </w:r>
+            <w:r>
+              <w:rPr>
+                <w:sz w:val="16"/>
+                <w:szCs w:val="18"/>
+              </w:rPr>
+              <w:t xml:space="preserve"> fusestatic</w:t>
+            </w:r>
+            <w:r>
+              <w:rPr>
+                <w:sz w:val="16"/>
+                <w:szCs w:val="18"/>
+              </w:rPr>
+              <w:t>과</w:t>
+            </w:r>
+            <w:r>
+              <w:rPr>
+                <w:sz w:val="16"/>
+                <w:szCs w:val="18"/>
+              </w:rPr>
+              <w:t xml:space="preserve"> </w:t>
+            </w:r>
+            <w:r>
+              <w:rPr>
+                <w:sz w:val="16"/>
+                <w:szCs w:val="18"/>
+              </w:rPr>
+              <w:t>무관한</w:t>
+            </w:r>
+            <w:r>
+              <w:rPr>
+                <w:sz w:val="16"/>
+                <w:szCs w:val="18"/>
+              </w:rPr>
+              <w:t xml:space="preserve"> </w:t>
+            </w:r>
+            <w:r>
+              <w:rPr>
+                <w:sz w:val="16"/>
+                <w:szCs w:val="18"/>
+              </w:rPr>
+              <w:t>충돌</w:t>
+            </w:r>
+            <w:r>
+              <w:rPr>
+                <w:sz w:val="16"/>
+                <w:szCs w:val="18"/>
+              </w:rPr>
+              <w:t xml:space="preserve"> </w:t>
+            </w:r>
+            <w:r>
+              <w:rPr>
+                <w:sz w:val="16"/>
+                <w:szCs w:val="18"/>
+              </w:rPr>
+              <w:t>필터</w:t>
+            </w:r>
+            <w:r>
+              <w:rPr>
+                <w:sz w:val="16"/>
+                <w:szCs w:val="18"/>
+              </w:rPr>
+              <w:t xml:space="preserve"> </w:t>
+            </w:r>
+            <w:r>
+              <w:rPr>
+                <w:sz w:val="16"/>
+                <w:szCs w:val="18"/>
+              </w:rPr>
+              <w:t>예외로</w:t>
+            </w:r>
+            <w:r>
+              <w:rPr>
+                <w:sz w:val="16"/>
+                <w:szCs w:val="18"/>
+              </w:rPr>
+              <w:t xml:space="preserve"> </w:t>
+            </w:r>
+            <w:r>
+              <w:rPr>
+                <w:sz w:val="16"/>
+                <w:szCs w:val="18"/>
+              </w:rPr>
+              <w:t>문서</w:t>
+            </w:r>
+            <w:r>
+              <w:rPr>
+                <w:sz w:val="16"/>
+                <w:szCs w:val="18"/>
+              </w:rPr>
+              <w:t xml:space="preserve"> </w:t>
+            </w:r>
+            <w:r>
+              <w:rPr>
+                <w:sz w:val="16"/>
+                <w:szCs w:val="18"/>
+              </w:rPr>
+              <w:t>확인</w:t>
+            </w:r>
+            <w:r>
+              <w:rPr>
+                <w:sz w:val="16"/>
+                <w:szCs w:val="18"/>
+              </w:rPr>
+              <w:t xml:space="preserve">: </w:t>
+            </w:r>
+            <w:r>
+              <w:rPr>
+                <w:sz w:val="16"/>
+                <w:szCs w:val="18"/>
+              </w:rPr>
+              <w:t>부모가</w:t>
+            </w:r>
+            <w:r>
+              <w:rPr>
+                <w:sz w:val="16"/>
+                <w:szCs w:val="18"/>
+              </w:rPr>
+              <w:t xml:space="preserve"> world(</w:t>
+            </w:r>
+            <w:r>
+              <w:rPr>
+                <w:sz w:val="16"/>
+                <w:szCs w:val="18"/>
+              </w:rPr>
+              <w:t>용접</w:t>
+            </w:r>
+            <w:r>
+              <w:rPr>
+                <w:sz w:val="16"/>
+                <w:szCs w:val="18"/>
+              </w:rPr>
+              <w:t xml:space="preserve"> </w:t>
+            </w:r>
+            <w:r>
+              <w:rPr>
+                <w:sz w:val="16"/>
+                <w:szCs w:val="18"/>
+              </w:rPr>
+              <w:t>포함</w:t>
+            </w:r>
+            <w:r>
+              <w:rPr>
+                <w:sz w:val="16"/>
+                <w:szCs w:val="18"/>
+              </w:rPr>
+              <w:t>)</w:t>
+            </w:r>
+            <w:r>
+              <w:rPr>
+                <w:sz w:val="16"/>
+                <w:szCs w:val="18"/>
+              </w:rPr>
+              <w:t>면</w:t>
+            </w:r>
+            <w:r>
+              <w:rPr>
+                <w:sz w:val="16"/>
+                <w:szCs w:val="18"/>
+              </w:rPr>
+              <w:t xml:space="preserve"> </w:t>
+            </w:r>
+            <w:r>
+              <w:rPr>
+                <w:sz w:val="16"/>
+                <w:szCs w:val="18"/>
+              </w:rPr>
+              <w:t>부모</w:t>
+            </w:r>
+            <w:r>
+              <w:rPr>
+                <w:sz w:val="16"/>
+                <w:szCs w:val="18"/>
+              </w:rPr>
+              <w:t>–</w:t>
+            </w:r>
+            <w:r>
+              <w:rPr>
+                <w:sz w:val="16"/>
+                <w:szCs w:val="18"/>
+              </w:rPr>
+              <w:t>자식</w:t>
+            </w:r>
+            <w:r>
+              <w:rPr>
+                <w:sz w:val="16"/>
+                <w:szCs w:val="18"/>
+              </w:rPr>
+              <w:t xml:space="preserve"> </w:t>
+            </w:r>
+            <w:r>
+              <w:rPr>
+                <w:sz w:val="16"/>
+                <w:szCs w:val="18"/>
+              </w:rPr>
+              <w:t>접촉을</w:t>
+            </w:r>
+            <w:r>
+              <w:rPr>
+                <w:sz w:val="16"/>
+                <w:szCs w:val="18"/>
+              </w:rPr>
+              <w:t xml:space="preserve"> </w:t>
+            </w:r>
+            <w:r>
+              <w:rPr>
+                <w:sz w:val="16"/>
+                <w:szCs w:val="18"/>
+              </w:rPr>
+              <w:t>거르지</w:t>
+            </w:r>
+            <w:r>
+              <w:rPr>
+                <w:sz w:val="16"/>
+                <w:szCs w:val="18"/>
+              </w:rPr>
+              <w:t xml:space="preserve"> </w:t>
+            </w:r>
+            <w:r>
+              <w:rPr>
+                <w:sz w:val="16"/>
+                <w:szCs w:val="18"/>
+              </w:rPr>
+              <w:t>않음</w:t>
+            </w:r>
+            <w:r>
+              <w:rPr>
+                <w:sz w:val="16"/>
+                <w:szCs w:val="18"/>
+              </w:rPr>
+              <w:t xml:space="preserve"> → exclude</w:t>
+            </w:r>
+            <w:r>
+              <w:rPr>
+                <w:sz w:val="16"/>
+                <w:szCs w:val="18"/>
+              </w:rPr>
+              <w:t>로</w:t>
+            </w:r>
+            <w:r>
+              <w:rPr>
+                <w:sz w:val="16"/>
+                <w:szCs w:val="18"/>
+              </w:rPr>
+              <w:t xml:space="preserve"> </w:t>
+            </w:r>
+            <w:r>
+              <w:rPr>
+                <w:sz w:val="16"/>
+                <w:szCs w:val="18"/>
+              </w:rPr>
+              <w:t>해결</w:t>
+            </w:r>
+            <w:r>
+              <w:rPr>
+                <w:sz w:val="16"/>
+                <w:szCs w:val="18"/>
+              </w:rPr>
+              <w:t>(</w:t>
+            </w:r>
+            <w:r>
+              <w:rPr>
+                <w:sz w:val="16"/>
+                <w:szCs w:val="18"/>
+              </w:rPr>
+              <w:t>접촉</w:t>
+            </w:r>
+            <w:r>
+              <w:rPr>
+                <w:sz w:val="16"/>
+                <w:szCs w:val="18"/>
+              </w:rPr>
+              <w:t xml:space="preserve"> → 0). (</w:t>
+            </w:r>
+            <w:r>
+              <w:rPr>
+                <w:sz w:val="16"/>
+                <w:szCs w:val="18"/>
+              </w:rPr>
+              <w:t>근거</w:t>
+            </w:r>
+            <w:r>
+              <w:rPr>
+                <w:sz w:val="16"/>
+                <w:szCs w:val="18"/>
+              </w:rPr>
+              <w:t xml:space="preserve">: fusestatic · Collision selection </w:t>
+            </w:r>
+            <w:r>
+              <w:rPr>
+                <w:sz w:val="16"/>
+                <w:szCs w:val="18"/>
+              </w:rPr>
+              <w:t>문서</w:t>
+            </w:r>
+            <w:r>
+              <w:rPr>
+                <w:sz w:val="16"/>
+                <w:szCs w:val="18"/>
+              </w:rPr>
+              <w:t>, E2·E3)</w:t>
             </w:r>
           </w:p>
           <w:p>
@@ -1107,7 +3345,301 @@
                 <w:sz w:val="16"/>
                 <w:szCs w:val="18"/>
               </w:rPr>
-              <w:t>③ 구동 — position 힘 f = kp(ctrl − q) − kv·q̇, ωn = √(kp/M), ζ = (kv + b)/(2√(kp·M)); armature = J_rotor·N²가 M에 더해짐(0.142 → 0.292 kg·m²). 시뮬 오버슈트가 이론과 2~4 %p 이내 일치. MJCF 기본 각도는 degree라 angle="radian"을 빼면 ±1.5708이 ±1.5708°로 해석됨(실험 E4). (근거: actuator-position · armature 문서, wed)</w:t>
+              <w:t xml:space="preserve">③ </w:t>
+            </w:r>
+            <w:r>
+              <w:rPr>
+                <w:sz w:val="16"/>
+                <w:szCs w:val="18"/>
+              </w:rPr>
+              <w:t>구동</w:t>
+            </w:r>
+            <w:r>
+              <w:rPr>
+                <w:sz w:val="16"/>
+                <w:szCs w:val="18"/>
+              </w:rPr>
+              <w:t xml:space="preserve"> — position </w:t>
+            </w:r>
+            <w:r>
+              <w:rPr>
+                <w:sz w:val="16"/>
+                <w:szCs w:val="18"/>
+              </w:rPr>
+              <w:t>힘</w:t>
+            </w:r>
+            <w:r>
+              <w:rPr>
+                <w:sz w:val="16"/>
+                <w:szCs w:val="18"/>
+              </w:rPr>
+              <w:t xml:space="preserve"> f = kp(ctrl − q) − kv·q̇, ωn = √(kp/M), ζ = (kv + b)/(2√(kp·M)); armature = J_rotor·N²</w:t>
+            </w:r>
+            <w:r>
+              <w:rPr>
+                <w:sz w:val="16"/>
+                <w:szCs w:val="18"/>
+              </w:rPr>
+              <w:t>가</w:t>
+            </w:r>
+            <w:r>
+              <w:rPr>
+                <w:sz w:val="16"/>
+                <w:szCs w:val="18"/>
+              </w:rPr>
+              <w:t xml:space="preserve"> M</w:t>
+            </w:r>
+            <w:r>
+              <w:rPr>
+                <w:sz w:val="16"/>
+                <w:szCs w:val="18"/>
+              </w:rPr>
+              <w:t>에</w:t>
+            </w:r>
+            <w:r>
+              <w:rPr>
+                <w:sz w:val="16"/>
+                <w:szCs w:val="18"/>
+              </w:rPr>
+              <w:t xml:space="preserve"> </w:t>
+            </w:r>
+            <w:r>
+              <w:rPr>
+                <w:sz w:val="16"/>
+                <w:szCs w:val="18"/>
+              </w:rPr>
+              <w:t>더해짐</w:t>
+            </w:r>
+            <w:r>
+              <w:rPr>
+                <w:sz w:val="16"/>
+                <w:szCs w:val="18"/>
+              </w:rPr>
+              <w:t xml:space="preserve">(0.142 → 0.292 kg·m²). </w:t>
+            </w:r>
+            <w:r>
+              <w:rPr>
+                <w:sz w:val="16"/>
+                <w:szCs w:val="18"/>
+              </w:rPr>
+              <w:t>시뮬</w:t>
+            </w:r>
+            <w:r>
+              <w:rPr>
+                <w:sz w:val="16"/>
+                <w:szCs w:val="18"/>
+              </w:rPr>
+              <w:t xml:space="preserve"> </w:t>
+            </w:r>
+            <w:r>
+              <w:rPr>
+                <w:sz w:val="16"/>
+                <w:szCs w:val="18"/>
+              </w:rPr>
+              <w:t>오버슈트가</w:t>
+            </w:r>
+            <w:r>
+              <w:rPr>
+                <w:sz w:val="16"/>
+                <w:szCs w:val="18"/>
+              </w:rPr>
+              <w:t xml:space="preserve"> </w:t>
+            </w:r>
+            <w:r>
+              <w:rPr>
+                <w:sz w:val="16"/>
+                <w:szCs w:val="18"/>
+              </w:rPr>
+              <w:t>이론과</w:t>
+            </w:r>
+            <w:r>
+              <w:rPr>
+                <w:sz w:val="16"/>
+                <w:szCs w:val="18"/>
+              </w:rPr>
+              <w:t xml:space="preserve"> 2~4 %p </w:t>
+            </w:r>
+            <w:r>
+              <w:rPr>
+                <w:sz w:val="16"/>
+                <w:szCs w:val="18"/>
+              </w:rPr>
+              <w:t>이내</w:t>
+            </w:r>
+            <w:r>
+              <w:rPr>
+                <w:sz w:val="16"/>
+                <w:szCs w:val="18"/>
+              </w:rPr>
+              <w:t xml:space="preserve"> </w:t>
+            </w:r>
+            <w:r>
+              <w:rPr>
+                <w:sz w:val="16"/>
+                <w:szCs w:val="18"/>
+              </w:rPr>
+              <w:t>일치</w:t>
+            </w:r>
+            <w:r>
+              <w:rPr>
+                <w:sz w:val="16"/>
+                <w:szCs w:val="18"/>
+              </w:rPr>
+              <w:t xml:space="preserve">. MJCF </w:t>
+            </w:r>
+            <w:r>
+              <w:rPr>
+                <w:sz w:val="16"/>
+                <w:szCs w:val="18"/>
+              </w:rPr>
+              <w:t>기본</w:t>
+            </w:r>
+            <w:r>
+              <w:rPr>
+                <w:sz w:val="16"/>
+                <w:szCs w:val="18"/>
+              </w:rPr>
+              <w:t xml:space="preserve"> </w:t>
+            </w:r>
+            <w:r>
+              <w:rPr>
+                <w:sz w:val="16"/>
+                <w:szCs w:val="18"/>
+              </w:rPr>
+              <w:t>각도는</w:t>
+            </w:r>
+            <w:r>
+              <w:rPr>
+                <w:sz w:val="16"/>
+                <w:szCs w:val="18"/>
+              </w:rPr>
+              <w:t xml:space="preserve"> degree</w:t>
+            </w:r>
+            <w:r>
+              <w:rPr>
+                <w:sz w:val="16"/>
+                <w:szCs w:val="18"/>
+              </w:rPr>
+              <w:t>라</w:t>
+            </w:r>
+            <w:r>
+              <w:rPr>
+                <w:sz w:val="16"/>
+                <w:szCs w:val="18"/>
+              </w:rPr>
+              <w:t xml:space="preserve"> angle="radian"</w:t>
+            </w:r>
+            <w:r>
+              <w:rPr>
+                <w:sz w:val="16"/>
+                <w:szCs w:val="18"/>
+              </w:rPr>
+              <w:t>을</w:t>
+            </w:r>
+            <w:r>
+              <w:rPr>
+                <w:sz w:val="16"/>
+                <w:szCs w:val="18"/>
+              </w:rPr>
+              <w:t xml:space="preserve"> </w:t>
+            </w:r>
+            <w:r>
+              <w:rPr>
+                <w:sz w:val="16"/>
+                <w:szCs w:val="18"/>
+              </w:rPr>
+              <w:t>빼면</w:t>
+            </w:r>
+            <w:r>
+              <w:rPr>
+                <w:sz w:val="16"/>
+                <w:szCs w:val="18"/>
+              </w:rPr>
+              <w:t xml:space="preserve"> ±1.5708</w:t>
+            </w:r>
+            <w:r>
+              <w:rPr>
+                <w:sz w:val="16"/>
+                <w:szCs w:val="18"/>
+              </w:rPr>
+              <w:t>이</w:t>
+            </w:r>
+            <w:r>
+              <w:rPr>
+                <w:sz w:val="16"/>
+                <w:szCs w:val="18"/>
+              </w:rPr>
+              <w:t xml:space="preserve"> ±1.5708°</w:t>
+            </w:r>
+            <w:r>
+              <w:rPr>
+                <w:sz w:val="16"/>
+                <w:szCs w:val="18"/>
+              </w:rPr>
+              <w:t>로</w:t>
+            </w:r>
+            <w:r>
+              <w:rPr>
+                <w:sz w:val="16"/>
+                <w:szCs w:val="18"/>
+              </w:rPr>
+              <w:t xml:space="preserve"> </w:t>
+            </w:r>
+            <w:r>
+              <w:rPr>
+                <w:sz w:val="16"/>
+                <w:szCs w:val="18"/>
+              </w:rPr>
+              <w:t>해석됨</w:t>
+            </w:r>
+            <w:r>
+              <w:rPr>
+                <w:sz w:val="16"/>
+                <w:szCs w:val="18"/>
+              </w:rPr>
+              <w:t>(</w:t>
+            </w:r>
+            <w:r>
+              <w:rPr>
+                <w:sz w:val="16"/>
+                <w:szCs w:val="18"/>
+              </w:rPr>
+              <w:t>실험</w:t>
+            </w:r>
+            <w:r>
+              <w:rPr>
+                <w:sz w:val="16"/>
+                <w:szCs w:val="18"/>
+              </w:rPr>
+              <w:t xml:space="preserve"> E4). (</w:t>
+            </w:r>
+            <w:r>
+              <w:rPr>
+                <w:sz w:val="16"/>
+                <w:szCs w:val="18"/>
+              </w:rPr>
+              <w:t>근거</w:t>
+            </w:r>
+            <w:r>
+              <w:rPr>
+                <w:sz w:val="16"/>
+                <w:szCs w:val="18"/>
+              </w:rPr>
+              <w:t xml:space="preserve">: actuator-position · armature </w:t>
+            </w:r>
+            <w:r>
+              <w:rPr>
+                <w:sz w:val="16"/>
+                <w:szCs w:val="18"/>
+              </w:rPr>
+              <w:t>문서</w:t>
+            </w:r>
+            <w:r>
+              <w:rPr>
+                <w:sz w:val="16"/>
+                <w:szCs w:val="18"/>
+              </w:rPr>
+              <w:t>, wed)</w:t>
             </w:r>
           </w:p>
         </w:tc>
@@ -1184,7 +3716,7 @@
                 <w:sz w:val="18"/>
                 <w:szCs w:val="18"/>
               </w:rPr>
-              <w:t xml:space="preserve">문제 / 질문</w:t>
+              <w:t>문제 / 질문</w:t>
             </w:r>
           </w:p>
         </w:tc>
@@ -1256,7 +3788,199 @@
               <w:rPr>
                 <w:sz w:val="16"/>
               </w:rPr>
-              <w:t>armature · forcerange용 BOM 구동기 사양(정격·피크 토크, 감속비, 로터 관성)을 4주차 BOM과 함께 받을 수 있을까요?</w:t>
+              <w:t>armature · forcerange</w:t>
+            </w:r>
+            <w:r>
+              <w:rPr>
+                <w:sz w:val="16"/>
+              </w:rPr>
+              <w:t>용</w:t>
+            </w:r>
+            <w:r>
+              <w:rPr>
+                <w:sz w:val="16"/>
+              </w:rPr>
+              <w:t xml:space="preserve"> BOM </w:t>
+            </w:r>
+            <w:r>
+              <w:rPr>
+                <w:sz w:val="16"/>
+              </w:rPr>
+              <w:t>구동기</w:t>
+            </w:r>
+            <w:r>
+              <w:rPr>
+                <w:sz w:val="16"/>
+              </w:rPr>
+              <w:t xml:space="preserve"> </w:t>
+            </w:r>
+            <w:r>
+              <w:rPr>
+                <w:sz w:val="16"/>
+              </w:rPr>
+              <w:t>사양</w:t>
+            </w:r>
+            <w:r>
+              <w:rPr>
+                <w:sz w:val="16"/>
+              </w:rPr>
+              <w:t>(</w:t>
+            </w:r>
+            <w:r>
+              <w:rPr>
+                <w:sz w:val="16"/>
+              </w:rPr>
+              <w:t>정격</w:t>
+            </w:r>
+            <w:r>
+              <w:rPr>
+                <w:sz w:val="16"/>
+              </w:rPr>
+              <w:t>·</w:t>
+            </w:r>
+            <w:r>
+              <w:rPr>
+                <w:sz w:val="16"/>
+              </w:rPr>
+              <w:t>피크</w:t>
+            </w:r>
+            <w:r>
+              <w:rPr>
+                <w:sz w:val="16"/>
+              </w:rPr>
+              <w:t xml:space="preserve"> </w:t>
+            </w:r>
+            <w:r>
+              <w:rPr>
+                <w:sz w:val="16"/>
+              </w:rPr>
+              <w:t>토크</w:t>
+            </w:r>
+            <w:r>
+              <w:rPr>
+                <w:sz w:val="16"/>
+              </w:rPr>
+              <w:t xml:space="preserve">, </w:t>
+            </w:r>
+            <w:r>
+              <w:rPr>
+                <w:sz w:val="16"/>
+              </w:rPr>
+              <w:t>감속비</w:t>
+            </w:r>
+            <w:r>
+              <w:rPr>
+                <w:sz w:val="16"/>
+              </w:rPr>
+              <w:t xml:space="preserve">, </w:t>
+            </w:r>
+            <w:r>
+              <w:rPr>
+                <w:sz w:val="16"/>
+              </w:rPr>
+              <w:t>로터</w:t>
+            </w:r>
+            <w:r>
+              <w:rPr>
+                <w:sz w:val="16"/>
+              </w:rPr>
+              <w:t xml:space="preserve"> </w:t>
+            </w:r>
+            <w:r>
+              <w:rPr>
+                <w:sz w:val="16"/>
+              </w:rPr>
+              <w:t>관성</w:t>
+            </w:r>
+            <w:r>
+              <w:rPr>
+                <w:sz w:val="16"/>
+              </w:rPr>
+              <w:t>)</w:t>
+            </w:r>
+            <w:r>
+              <w:rPr>
+                <w:sz w:val="16"/>
+              </w:rPr>
+              <w:t>을</w:t>
+            </w:r>
+            <w:r>
+              <w:rPr>
+                <w:sz w:val="16"/>
+              </w:rPr>
+              <w:t xml:space="preserve"> 4</w:t>
+            </w:r>
+            <w:r>
+              <w:rPr>
+                <w:sz w:val="16"/>
+              </w:rPr>
+              <w:t>주차</w:t>
+            </w:r>
+            <w:r>
+              <w:rPr>
+                <w:sz w:val="16"/>
+              </w:rPr>
+              <w:t xml:space="preserve"> BOM</w:t>
+            </w:r>
+            <w:r>
+              <w:rPr>
+                <w:sz w:val="16"/>
+              </w:rPr>
+              <w:t>과</w:t>
+            </w:r>
+            <w:r>
+              <w:rPr>
+                <w:sz w:val="16"/>
+              </w:rPr>
+              <w:t xml:space="preserve"> </w:t>
+            </w:r>
+            <w:r>
+              <w:rPr>
+                <w:sz w:val="16"/>
+              </w:rPr>
+              <w:t>함께</w:t>
+            </w:r>
+            <w:r>
+              <w:rPr>
+                <w:sz w:val="16"/>
+              </w:rPr>
+              <w:t xml:space="preserve"> </w:t>
+            </w:r>
+            <w:r>
+              <w:rPr>
+                <w:sz w:val="16"/>
+              </w:rPr>
+              <w:t>받을</w:t>
+            </w:r>
+            <w:r>
+              <w:rPr>
+                <w:sz w:val="16"/>
+              </w:rPr>
+              <w:t xml:space="preserve"> </w:t>
+            </w:r>
+            <w:r>
+              <w:rPr>
+                <w:sz w:val="16"/>
+              </w:rPr>
+              <w:t>수</w:t>
+            </w:r>
+            <w:r>
+              <w:rPr>
+                <w:sz w:val="16"/>
+              </w:rPr>
+              <w:t xml:space="preserve"> </w:t>
+            </w:r>
+            <w:r>
+              <w:rPr>
+                <w:sz w:val="16"/>
+              </w:rPr>
+              <w:t>있을까요</w:t>
+            </w:r>
+            <w:r>
+              <w:rPr>
+                <w:sz w:val="16"/>
+              </w:rPr>
+              <w:t>?</w:t>
             </w:r>
           </w:p>
         </w:tc>
@@ -1281,7 +4005,6 @@
             <w:pPr>
               <w:spacing w:line="214" w:lineRule="exact"/>
             </w:pPr>
-            <w:r/>
           </w:p>
         </w:tc>
       </w:tr>
@@ -1314,7 +4037,139 @@
               <w:rPr>
                 <w:sz w:val="16"/>
               </w:rPr>
-              <w:t>balanceinertia(관성 삼각부등식 위반 처리) 기본 on/off 기준을 정해 주실 수 있을까요? (체크리스트 B6)</w:t>
+              <w:t>balanceinertia(</w:t>
+            </w:r>
+            <w:r>
+              <w:rPr>
+                <w:sz w:val="16"/>
+              </w:rPr>
+              <w:t>관성</w:t>
+            </w:r>
+            <w:r>
+              <w:rPr>
+                <w:sz w:val="16"/>
+              </w:rPr>
+              <w:t xml:space="preserve"> </w:t>
+            </w:r>
+            <w:r>
+              <w:rPr>
+                <w:sz w:val="16"/>
+              </w:rPr>
+              <w:t>삼각부등식</w:t>
+            </w:r>
+            <w:r>
+              <w:rPr>
+                <w:sz w:val="16"/>
+              </w:rPr>
+              <w:t xml:space="preserve"> </w:t>
+            </w:r>
+            <w:r>
+              <w:rPr>
+                <w:sz w:val="16"/>
+              </w:rPr>
+              <w:t>위반</w:t>
+            </w:r>
+            <w:r>
+              <w:rPr>
+                <w:sz w:val="16"/>
+              </w:rPr>
+              <w:t xml:space="preserve"> </w:t>
+            </w:r>
+            <w:r>
+              <w:rPr>
+                <w:sz w:val="16"/>
+              </w:rPr>
+              <w:t>처리</w:t>
+            </w:r>
+            <w:r>
+              <w:rPr>
+                <w:sz w:val="16"/>
+              </w:rPr>
+              <w:t xml:space="preserve">) </w:t>
+            </w:r>
+            <w:r>
+              <w:rPr>
+                <w:sz w:val="16"/>
+              </w:rPr>
+              <w:t>기본</w:t>
+            </w:r>
+            <w:r>
+              <w:rPr>
+                <w:sz w:val="16"/>
+              </w:rPr>
+              <w:t xml:space="preserve"> on/off </w:t>
+            </w:r>
+            <w:r>
+              <w:rPr>
+                <w:sz w:val="16"/>
+              </w:rPr>
+              <w:t>기준을</w:t>
+            </w:r>
+            <w:r>
+              <w:rPr>
+                <w:sz w:val="16"/>
+              </w:rPr>
+              <w:t xml:space="preserve"> </w:t>
+            </w:r>
+            <w:r>
+              <w:rPr>
+                <w:sz w:val="16"/>
+              </w:rPr>
+              <w:t>정해</w:t>
+            </w:r>
+            <w:r>
+              <w:rPr>
+                <w:sz w:val="16"/>
+              </w:rPr>
+              <w:t xml:space="preserve"> </w:t>
+            </w:r>
+            <w:r>
+              <w:rPr>
+                <w:sz w:val="16"/>
+              </w:rPr>
+              <w:t>주실</w:t>
+            </w:r>
+            <w:r>
+              <w:rPr>
+                <w:sz w:val="16"/>
+              </w:rPr>
+              <w:t xml:space="preserve"> </w:t>
+            </w:r>
+            <w:r>
+              <w:rPr>
+                <w:sz w:val="16"/>
+              </w:rPr>
+              <w:t>수</w:t>
+            </w:r>
+            <w:r>
+              <w:rPr>
+                <w:sz w:val="16"/>
+              </w:rPr>
+              <w:t xml:space="preserve"> </w:t>
+            </w:r>
+            <w:r>
+              <w:rPr>
+                <w:sz w:val="16"/>
+              </w:rPr>
+              <w:t>있을까요</w:t>
+            </w:r>
+            <w:r>
+              <w:rPr>
+                <w:sz w:val="16"/>
+              </w:rPr>
+              <w:t>? (</w:t>
+            </w:r>
+            <w:r>
+              <w:rPr>
+                <w:sz w:val="16"/>
+              </w:rPr>
+              <w:t>체크리스트</w:t>
+            </w:r>
+            <w:r>
+              <w:rPr>
+                <w:sz w:val="16"/>
+              </w:rPr>
+              <w:t xml:space="preserve"> B6)</w:t>
             </w:r>
           </w:p>
         </w:tc>
@@ -1339,7 +4194,6 @@
             <w:pPr>
               <w:spacing w:line="214" w:lineRule="exact"/>
             </w:pPr>
-            <w:r/>
           </w:p>
         </w:tc>
       </w:tr>
@@ -1510,15 +4364,132 @@
           <w:p>
             <w:pPr>
               <w:spacing w:line="214" w:lineRule="exact"/>
-              <w:rPr>
-                <w:rFonts w:hint="eastAsia"/>
-              </w:rPr>
             </w:pPr>
             <w:r>
               <w:rPr>
                 <w:sz w:val="16"/>
               </w:rPr>
-              <w:t>STEP 링크 분할표 — ICD 이름 {side}_{부위}_{운동} ↔ STEP 부품 ↔ BOM (액추에이터 내부는 한 강체)</w:t>
+              <w:t xml:space="preserve">STEP </w:t>
+            </w:r>
+            <w:r>
+              <w:rPr>
+                <w:sz w:val="16"/>
+              </w:rPr>
+              <w:t>링크</w:t>
+            </w:r>
+            <w:r>
+              <w:rPr>
+                <w:sz w:val="16"/>
+              </w:rPr>
+              <w:t xml:space="preserve"> </w:t>
+            </w:r>
+            <w:r>
+              <w:rPr>
+                <w:sz w:val="16"/>
+              </w:rPr>
+              <w:t>분할표</w:t>
+            </w:r>
+            <w:r>
+              <w:rPr>
+                <w:sz w:val="16"/>
+              </w:rPr>
+              <w:t xml:space="preserve"> — ICD </w:t>
+            </w:r>
+            <w:r>
+              <w:rPr>
+                <w:sz w:val="16"/>
+              </w:rPr>
+              <w:t>이름</w:t>
+            </w:r>
+            <w:r>
+              <w:rPr>
+                <w:sz w:val="16"/>
+              </w:rPr>
+              <w:t xml:space="preserve"> {side}_{</w:t>
+            </w:r>
+            <w:r>
+              <w:rPr>
+                <w:sz w:val="16"/>
+              </w:rPr>
+              <w:t>부위</w:t>
+            </w:r>
+            <w:r>
+              <w:rPr>
+                <w:sz w:val="16"/>
+              </w:rPr>
+              <w:t>}_{</w:t>
+            </w:r>
+            <w:r>
+              <w:rPr>
+                <w:sz w:val="16"/>
+              </w:rPr>
+              <w:t>운동</w:t>
+            </w:r>
+            <w:r>
+              <w:rPr>
+                <w:sz w:val="16"/>
+              </w:rPr>
+              <w:t xml:space="preserve">} ↔ STEP </w:t>
+            </w:r>
+            <w:r>
+              <w:rPr>
+                <w:sz w:val="16"/>
+              </w:rPr>
+              <w:t>부품</w:t>
+            </w:r>
+            <w:r>
+              <w:rPr>
+                <w:sz w:val="16"/>
+              </w:rPr>
+              <w:t xml:space="preserve"> ↔ BOM (</w:t>
+            </w:r>
+            <w:r>
+              <w:rPr>
+                <w:sz w:val="16"/>
+              </w:rPr>
+              <w:t>액추에이터</w:t>
+            </w:r>
+            <w:r>
+              <w:rPr>
+                <w:sz w:val="16"/>
+              </w:rPr>
+              <w:t xml:space="preserve"> </w:t>
+            </w:r>
+            <w:r>
+              <w:rPr>
+                <w:sz w:val="16"/>
+              </w:rPr>
+              <w:t>내부는</w:t>
+            </w:r>
+            <w:r>
+              <w:rPr>
+                <w:sz w:val="16"/>
+              </w:rPr>
+              <w:t xml:space="preserve"> </w:t>
+            </w:r>
+            <w:r>
+              <w:rPr>
+                <w:sz w:val="16"/>
+              </w:rPr>
+              <w:t>한</w:t>
+            </w:r>
+            <w:r>
+              <w:rPr>
+                <w:sz w:val="16"/>
+              </w:rPr>
+              <w:t xml:space="preserve"> </w:t>
+            </w:r>
+            <w:r>
+              <w:rPr>
+                <w:sz w:val="16"/>
+              </w:rPr>
+              <w:t>강체</w:t>
+            </w:r>
+            <w:r>
+              <w:rPr>
+                <w:sz w:val="16"/>
+              </w:rPr>
+              <w:t>)</w:t>
             </w:r>
           </w:p>
         </w:tc>
@@ -1583,7 +4554,85 @@
               <w:rPr>
                 <w:sz w:val="16"/>
               </w:rPr>
-              <w:t>(개별) 골격 URDF(link · joint · limit, 베이스 planar) + 구동기 → effort · velocity · armature 표, 체크리스트 점검</w:t>
+              <w:t>(</w:t>
+            </w:r>
+            <w:r>
+              <w:rPr>
+                <w:sz w:val="16"/>
+              </w:rPr>
+              <w:t>개별</w:t>
+            </w:r>
+            <w:r>
+              <w:rPr>
+                <w:sz w:val="16"/>
+              </w:rPr>
+              <w:t xml:space="preserve">) </w:t>
+            </w:r>
+            <w:r>
+              <w:rPr>
+                <w:sz w:val="16"/>
+              </w:rPr>
+              <w:t>골격</w:t>
+            </w:r>
+            <w:r>
+              <w:rPr>
+                <w:sz w:val="16"/>
+              </w:rPr>
+              <w:t xml:space="preserve"> URDF(link · joint · limit, </w:t>
+            </w:r>
+            <w:r>
+              <w:rPr>
+                <w:sz w:val="16"/>
+              </w:rPr>
+              <w:t>베이스</w:t>
+            </w:r>
+            <w:r>
+              <w:rPr>
+                <w:sz w:val="16"/>
+              </w:rPr>
+              <w:t xml:space="preserve"> planar) + </w:t>
+            </w:r>
+            <w:r>
+              <w:rPr>
+                <w:sz w:val="16"/>
+              </w:rPr>
+              <w:t>구동기</w:t>
+            </w:r>
+            <w:r>
+              <w:rPr>
+                <w:sz w:val="16"/>
+              </w:rPr>
+              <w:t xml:space="preserve"> → effort · velocity · armature </w:t>
+            </w:r>
+            <w:r>
+              <w:rPr>
+                <w:sz w:val="16"/>
+              </w:rPr>
+              <w:t>표</w:t>
+            </w:r>
+            <w:r>
+              <w:rPr>
+                <w:sz w:val="16"/>
+              </w:rPr>
+              <w:t xml:space="preserve">, </w:t>
+            </w:r>
+            <w:r>
+              <w:rPr>
+                <w:sz w:val="16"/>
+              </w:rPr>
+              <w:t>체크리스트</w:t>
+            </w:r>
+            <w:r>
+              <w:rPr>
+                <w:sz w:val="16"/>
+              </w:rPr>
+              <w:t xml:space="preserve"> </w:t>
+            </w:r>
+            <w:r>
+              <w:rPr>
+                <w:sz w:val="16"/>
+              </w:rPr>
+              <w:t>점검</w:t>
             </w:r>
           </w:p>
         </w:tc>
@@ -1648,13 +4697,162 @@
               <w:rPr>
                 <w:sz w:val="16"/>
               </w:rPr>
-              <w:t>함태훈 메시 · inertial 합쳐 v0 URDF(3단 규약)를 MuJoCo로 로드 · 캡처, 구술 대비 — 마감 10/15(목), week04</w:t>
+              <w:t>함태훈</w:t>
+            </w:r>
+            <w:r>
+              <w:rPr>
+                <w:sz w:val="16"/>
+              </w:rPr>
+              <w:t xml:space="preserve"> </w:t>
+            </w:r>
+            <w:r>
+              <w:rPr>
+                <w:sz w:val="16"/>
+              </w:rPr>
+              <w:t>메시</w:t>
+            </w:r>
+            <w:r>
+              <w:rPr>
+                <w:sz w:val="16"/>
+              </w:rPr>
+              <w:t xml:space="preserve"> · inertial </w:t>
+            </w:r>
+            <w:r>
+              <w:rPr>
+                <w:sz w:val="16"/>
+              </w:rPr>
+              <w:t>합쳐</w:t>
+            </w:r>
+            <w:r>
+              <w:rPr>
+                <w:sz w:val="16"/>
+              </w:rPr>
+              <w:t xml:space="preserve"> v0 URDF(3</w:t>
+            </w:r>
+            <w:r>
+              <w:rPr>
+                <w:sz w:val="16"/>
+              </w:rPr>
+              <w:t>단</w:t>
+            </w:r>
+            <w:r>
+              <w:rPr>
+                <w:sz w:val="16"/>
+              </w:rPr>
+              <w:t xml:space="preserve"> </w:t>
+            </w:r>
+            <w:r>
+              <w:rPr>
+                <w:sz w:val="16"/>
+              </w:rPr>
+              <w:t>규약</w:t>
+            </w:r>
+            <w:r>
+              <w:rPr>
+                <w:sz w:val="16"/>
+              </w:rPr>
+              <w:t>)</w:t>
+            </w:r>
+            <w:r>
+              <w:rPr>
+                <w:sz w:val="16"/>
+              </w:rPr>
+              <w:t>를</w:t>
+            </w:r>
+            <w:r>
+              <w:rPr>
+                <w:sz w:val="16"/>
+              </w:rPr>
+              <w:t xml:space="preserve"> MuJoCo</w:t>
+            </w:r>
+            <w:r>
+              <w:rPr>
+                <w:sz w:val="16"/>
+              </w:rPr>
+              <w:t>로</w:t>
+            </w:r>
+            <w:r>
+              <w:rPr>
+                <w:sz w:val="16"/>
+              </w:rPr>
+              <w:t xml:space="preserve"> </w:t>
+            </w:r>
+            <w:r>
+              <w:rPr>
+                <w:sz w:val="16"/>
+              </w:rPr>
+              <w:t>로드</w:t>
+            </w:r>
+            <w:r>
+              <w:rPr>
+                <w:sz w:val="16"/>
+              </w:rPr>
+              <w:t xml:space="preserve"> · </w:t>
+            </w:r>
+            <w:r>
+              <w:rPr>
+                <w:sz w:val="16"/>
+              </w:rPr>
+              <w:t>캡처</w:t>
+            </w:r>
+            <w:r>
+              <w:rPr>
+                <w:sz w:val="16"/>
+              </w:rPr>
+              <w:t xml:space="preserve">, </w:t>
+            </w:r>
+            <w:r>
+              <w:rPr>
+                <w:sz w:val="16"/>
+              </w:rPr>
+              <w:t>구술</w:t>
+            </w:r>
+            <w:r>
+              <w:rPr>
+                <w:sz w:val="16"/>
+              </w:rPr>
+              <w:t xml:space="preserve"> </w:t>
+            </w:r>
+            <w:r>
+              <w:rPr>
+                <w:sz w:val="16"/>
+              </w:rPr>
+              <w:t>대비</w:t>
+            </w:r>
+            <w:r>
+              <w:rPr>
+                <w:sz w:val="16"/>
+              </w:rPr>
+              <w:t xml:space="preserve"> — </w:t>
+            </w:r>
+            <w:r>
+              <w:rPr>
+                <w:sz w:val="16"/>
+              </w:rPr>
+              <w:t>마감</w:t>
+            </w:r>
+            <w:r>
+              <w:rPr>
+                <w:sz w:val="16"/>
+              </w:rPr>
+              <w:t xml:space="preserve"> 10/15(</w:t>
+            </w:r>
+            <w:r>
+              <w:rPr>
+                <w:sz w:val="16"/>
+              </w:rPr>
+              <w:t>목</w:t>
+            </w:r>
+            <w:r>
+              <w:rPr>
+                <w:sz w:val="16"/>
+              </w:rPr>
+              <w:t>), week04</w:t>
             </w:r>
           </w:p>
         </w:tc>
       </w:tr>
     </w:tbl>
-    <w:p/>
     <w:p>
       <w:pPr>
         <w:pageBreakBefore/>
@@ -1665,7 +4863,50 @@
           <w:b/>
           <w:sz w:val="24"/>
         </w:rPr>
-        <w:t>부록 — 3주차 근거 자료</w:t>
+        <w:lastRenderedPageBreak/>
+        <w:t>부록</w:t>
+      </w:r>
+      <w:r>
+        <w:rPr>
+          <w:b/>
+          <w:sz w:val="24"/>
+        </w:rPr>
+        <w:t xml:space="preserve"> — 3</w:t>
+      </w:r>
+      <w:r>
+        <w:rPr>
+          <w:b/>
+          <w:sz w:val="24"/>
+        </w:rPr>
+        <w:t>주차</w:t>
+      </w:r>
+      <w:r>
+        <w:rPr>
+          <w:b/>
+          <w:sz w:val="24"/>
+        </w:rPr>
+        <w:t xml:space="preserve"> </w:t>
+      </w:r>
+      <w:r>
+        <w:rPr>
+          <w:b/>
+          <w:sz w:val="24"/>
+        </w:rPr>
+        <w:t>근거</w:t>
+      </w:r>
+      <w:r>
+        <w:rPr>
+          <w:b/>
+          <w:sz w:val="24"/>
+        </w:rPr>
+        <w:t xml:space="preserve"> </w:t>
+      </w:r>
+      <w:r>
+        <w:rPr>
+          <w:b/>
+          <w:sz w:val="24"/>
+        </w:rPr>
+        <w:t>자료</w:t>
       </w:r>
     </w:p>
     <w:p>
@@ -1677,7 +4918,175 @@
           <w:b/>
           <w:sz w:val="18"/>
         </w:rPr>
-        <w:t>A. 월요일 USD 선행 실습 (10/6 커리큘럼 변경 전 수행, 커리큘럼 안내에 따라 부록으로 첨부)</w:t>
+        <w:t xml:space="preserve">A. </w:t>
+      </w:r>
+      <w:r>
+        <w:rPr>
+          <w:b/>
+          <w:sz w:val="18"/>
+        </w:rPr>
+        <w:t>월요일</w:t>
+      </w:r>
+      <w:r>
+        <w:rPr>
+          <w:b/>
+          <w:sz w:val="18"/>
+        </w:rPr>
+        <w:t xml:space="preserve"> USD </w:t>
+      </w:r>
+      <w:r>
+        <w:rPr>
+          <w:b/>
+          <w:sz w:val="18"/>
+        </w:rPr>
+        <w:t>선행</w:t>
+      </w:r>
+      <w:r>
+        <w:rPr>
+          <w:b/>
+          <w:sz w:val="18"/>
+        </w:rPr>
+        <w:t xml:space="preserve"> </w:t>
+      </w:r>
+      <w:r>
+        <w:rPr>
+          <w:b/>
+          <w:sz w:val="18"/>
+        </w:rPr>
+        <w:t>실습</w:t>
+      </w:r>
+      <w:r>
+        <w:rPr>
+          <w:b/>
+          <w:sz w:val="18"/>
+        </w:rPr>
+        <w:t xml:space="preserve"> (10/6 </w:t>
+      </w:r>
+      <w:r>
+        <w:rPr>
+          <w:b/>
+          <w:sz w:val="18"/>
+        </w:rPr>
+        <w:t>커리큘럼</w:t>
+      </w:r>
+      <w:r>
+        <w:rPr>
+          <w:b/>
+          <w:sz w:val="18"/>
+        </w:rPr>
+        <w:t xml:space="preserve"> </w:t>
+      </w:r>
+      <w:r>
+        <w:rPr>
+          <w:b/>
+          <w:sz w:val="18"/>
+        </w:rPr>
+        <w:t>변경</w:t>
+      </w:r>
+      <w:r>
+        <w:rPr>
+          <w:b/>
+          <w:sz w:val="18"/>
+        </w:rPr>
+        <w:t xml:space="preserve"> </w:t>
+      </w:r>
+      <w:r>
+        <w:rPr>
+          <w:b/>
+          <w:sz w:val="18"/>
+        </w:rPr>
+        <w:t>전</w:t>
+      </w:r>
+      <w:r>
+        <w:rPr>
+          <w:b/>
+          <w:sz w:val="18"/>
+        </w:rPr>
+        <w:t xml:space="preserve"> </w:t>
+      </w:r>
+      <w:r>
+        <w:rPr>
+          <w:b/>
+          <w:sz w:val="18"/>
+        </w:rPr>
+        <w:t>수행</w:t>
+      </w:r>
+      <w:r>
+        <w:rPr>
+          <w:b/>
+          <w:sz w:val="18"/>
+        </w:rPr>
+        <w:t xml:space="preserve">, </w:t>
+      </w:r>
+      <w:r>
+        <w:rPr>
+          <w:b/>
+          <w:sz w:val="18"/>
+        </w:rPr>
+        <w:t>커리큘럼</w:t>
+      </w:r>
+      <w:r>
+        <w:rPr>
+          <w:b/>
+          <w:sz w:val="18"/>
+        </w:rPr>
+        <w:t xml:space="preserve"> </w:t>
+      </w:r>
+      <w:r>
+        <w:rPr>
+          <w:b/>
+          <w:sz w:val="18"/>
+        </w:rPr>
+        <w:t>안내에</w:t>
+      </w:r>
+      <w:r>
+        <w:rPr>
+          <w:b/>
+          <w:sz w:val="18"/>
+        </w:rPr>
+        <w:t xml:space="preserve"> </w:t>
+      </w:r>
+      <w:r>
+        <w:rPr>
+          <w:b/>
+          <w:sz w:val="18"/>
+        </w:rPr>
+        <w:t>따라</w:t>
+      </w:r>
+      <w:r>
+        <w:rPr>
+          <w:b/>
+          <w:sz w:val="18"/>
+        </w:rPr>
+        <w:t xml:space="preserve"> </w:t>
+      </w:r>
+      <w:r>
+        <w:rPr>
+          <w:b/>
+          <w:sz w:val="18"/>
+        </w:rPr>
+        <w:t>부록으로</w:t>
+      </w:r>
+      <w:r>
+        <w:rPr>
+          <w:b/>
+          <w:sz w:val="18"/>
+        </w:rPr>
+        <w:t xml:space="preserve"> </w:t>
+      </w:r>
+      <w:r>
+        <w:rPr>
+          <w:b/>
+          <w:sz w:val="18"/>
+        </w:rPr>
+        <w:t>첨부</w:t>
+      </w:r>
+      <w:r>
+        <w:rPr>
+          <w:b/>
+          <w:sz w:val="18"/>
+        </w:rPr>
+        <w:t>)</w:t>
       </w:r>
     </w:p>
     <w:p>
@@ -1686,10 +5095,357 @@
       </w:pPr>
       <w:r>
         <w:rPr>
-          <w:b w:val="0"/>
-          <w:sz w:val="18"/>
-        </w:rPr>
-        <w:t>· usd-core로 큐브 1개 .usda 생성(Z-up, metersPerUnit = 1, defaultPrim) → 텍스트로 Stage · Prim · Attribute 구조 확인.  · 2링크 팔을 geom 레이어(Xform 계층) + 물리 레이어(sublayer + over: RigidBody · Mass · Collision · RevoluteJoint 2 · DriveAPI · ArticulationRoot) + scene(reference)로 구성.  · URDF와 자동 비교 전 항목 통과: 총질량 3.6 kg, tool0 (0.55, 0, 0.10) m, 관절 프레임 일치, 범위 ±1.5708 rad = ±90°(USD Physics는 degree).  · 파일: week03/usd/*.usda, scripts/make_two_link_usd.py · check_usd_vs_urdf.py (week03 태그)</w:t>
+          <w:sz w:val="18"/>
+        </w:rPr>
+        <w:t>· usd-core</w:t>
+      </w:r>
+      <w:r>
+        <w:rPr>
+          <w:sz w:val="18"/>
+        </w:rPr>
+        <w:t>로</w:t>
+      </w:r>
+      <w:r>
+        <w:rPr>
+          <w:sz w:val="18"/>
+        </w:rPr>
+        <w:t xml:space="preserve"> </w:t>
+      </w:r>
+      <w:r>
+        <w:rPr>
+          <w:sz w:val="18"/>
+        </w:rPr>
+        <w:t>큐브</w:t>
+      </w:r>
+      <w:r>
+        <w:rPr>
+          <w:sz w:val="18"/>
+        </w:rPr>
+        <w:t xml:space="preserve"> 1</w:t>
+      </w:r>
+      <w:r>
+        <w:rPr>
+          <w:sz w:val="18"/>
+        </w:rPr>
+        <w:t>개</w:t>
+      </w:r>
+      <w:r>
+        <w:rPr>
+          <w:sz w:val="18"/>
+        </w:rPr>
+        <w:t xml:space="preserve"> .usda </w:t>
+      </w:r>
+      <w:r>
+        <w:rPr>
+          <w:sz w:val="18"/>
+        </w:rPr>
+        <w:t>생성</w:t>
+      </w:r>
+      <w:r>
+        <w:rPr>
+          <w:sz w:val="18"/>
+        </w:rPr>
+        <w:t xml:space="preserve">(Z-up, metersPerUnit = 1, defaultPrim) → </w:t>
+      </w:r>
+      <w:r>
+        <w:rPr>
+          <w:sz w:val="18"/>
+        </w:rPr>
+        <w:t>텍스트로</w:t>
+      </w:r>
+      <w:r>
+        <w:rPr>
+          <w:sz w:val="18"/>
+        </w:rPr>
+        <w:t xml:space="preserve"> Stage · Prim · Attribute </w:t>
+      </w:r>
+      <w:r>
+        <w:rPr>
+          <w:sz w:val="18"/>
+        </w:rPr>
+        <w:t>구조</w:t>
+      </w:r>
+      <w:r>
+        <w:rPr>
+          <w:sz w:val="18"/>
+        </w:rPr>
+        <w:t xml:space="preserve"> </w:t>
+      </w:r>
+      <w:r>
+        <w:rPr>
+          <w:sz w:val="18"/>
+        </w:rPr>
+        <w:t>확인</w:t>
+      </w:r>
+      <w:r>
+        <w:rPr>
+          <w:sz w:val="18"/>
+        </w:rPr>
+        <w:t>.  · 2</w:t>
+      </w:r>
+      <w:r>
+        <w:rPr>
+          <w:sz w:val="18"/>
+        </w:rPr>
+        <w:t>링크</w:t>
+      </w:r>
+      <w:r>
+        <w:rPr>
+          <w:sz w:val="18"/>
+        </w:rPr>
+        <w:t xml:space="preserve"> </w:t>
+      </w:r>
+      <w:r>
+        <w:rPr>
+          <w:sz w:val="18"/>
+        </w:rPr>
+        <w:t>팔을</w:t>
+      </w:r>
+      <w:r>
+        <w:rPr>
+          <w:sz w:val="18"/>
+        </w:rPr>
+        <w:t xml:space="preserve"> geom </w:t>
+      </w:r>
+      <w:r>
+        <w:rPr>
+          <w:sz w:val="18"/>
+        </w:rPr>
+        <w:t>레이어</w:t>
+      </w:r>
+      <w:r>
+        <w:rPr>
+          <w:sz w:val="18"/>
+        </w:rPr>
+        <w:t xml:space="preserve">(Xform </w:t>
+      </w:r>
+      <w:r>
+        <w:rPr>
+          <w:sz w:val="18"/>
+        </w:rPr>
+        <w:t>계층</w:t>
+      </w:r>
+      <w:r>
+        <w:rPr>
+          <w:sz w:val="18"/>
+        </w:rPr>
+        <w:t xml:space="preserve">) + </w:t>
+      </w:r>
+      <w:r>
+        <w:rPr>
+          <w:sz w:val="18"/>
+        </w:rPr>
+        <w:t>물리</w:t>
+      </w:r>
+      <w:r>
+        <w:rPr>
+          <w:sz w:val="18"/>
+        </w:rPr>
+        <w:t xml:space="preserve"> </w:t>
+      </w:r>
+      <w:r>
+        <w:rPr>
+          <w:sz w:val="18"/>
+        </w:rPr>
+        <w:t>레이어</w:t>
+      </w:r>
+      <w:r>
+        <w:rPr>
+          <w:sz w:val="18"/>
+        </w:rPr>
+        <w:t>(sublayer + over: RigidBody · Mass · Collision · RevoluteJoint 2 · DriveAPI · ArticulationRoot) + scene(reference)</w:t>
+      </w:r>
+      <w:r>
+        <w:rPr>
+          <w:sz w:val="18"/>
+        </w:rPr>
+        <w:t>로</w:t>
+      </w:r>
+      <w:r>
+        <w:rPr>
+          <w:sz w:val="18"/>
+        </w:rPr>
+        <w:t xml:space="preserve"> </w:t>
+      </w:r>
+      <w:r>
+        <w:rPr>
+          <w:sz w:val="18"/>
+        </w:rPr>
+        <w:t>구성</w:t>
+      </w:r>
+      <w:r>
+        <w:rPr>
+          <w:sz w:val="18"/>
+        </w:rPr>
+        <w:t>.  · URDF</w:t>
+      </w:r>
+      <w:r>
+        <w:rPr>
+          <w:sz w:val="18"/>
+        </w:rPr>
+        <w:t>와</w:t>
+      </w:r>
+      <w:r>
+        <w:rPr>
+          <w:sz w:val="18"/>
+        </w:rPr>
+        <w:t xml:space="preserve"> </w:t>
+      </w:r>
+      <w:r>
+        <w:rPr>
+          <w:sz w:val="18"/>
+        </w:rPr>
+        <w:t>자동</w:t>
+      </w:r>
+      <w:r>
+        <w:rPr>
+          <w:sz w:val="18"/>
+        </w:rPr>
+        <w:t xml:space="preserve"> </w:t>
+      </w:r>
+      <w:r>
+        <w:rPr>
+          <w:sz w:val="18"/>
+        </w:rPr>
+        <w:t>비교</w:t>
+      </w:r>
+      <w:r>
+        <w:rPr>
+          <w:sz w:val="18"/>
+        </w:rPr>
+        <w:t xml:space="preserve"> </w:t>
+      </w:r>
+      <w:r>
+        <w:rPr>
+          <w:sz w:val="18"/>
+        </w:rPr>
+        <w:t>전</w:t>
+      </w:r>
+      <w:r>
+        <w:rPr>
+          <w:sz w:val="18"/>
+        </w:rPr>
+        <w:t xml:space="preserve"> </w:t>
+      </w:r>
+      <w:r>
+        <w:rPr>
+          <w:sz w:val="18"/>
+        </w:rPr>
+        <w:t>항목</w:t>
+      </w:r>
+      <w:r>
+        <w:rPr>
+          <w:sz w:val="18"/>
+        </w:rPr>
+        <w:t xml:space="preserve"> </w:t>
+      </w:r>
+      <w:r>
+        <w:rPr>
+          <w:sz w:val="18"/>
+        </w:rPr>
+        <w:t>통과</w:t>
+      </w:r>
+      <w:r>
+        <w:rPr>
+          <w:sz w:val="18"/>
+        </w:rPr>
+        <w:t xml:space="preserve">: </w:t>
+      </w:r>
+      <w:r>
+        <w:rPr>
+          <w:sz w:val="18"/>
+        </w:rPr>
+        <w:t>총질량</w:t>
+      </w:r>
+      <w:r>
+        <w:rPr>
+          <w:sz w:val="18"/>
+        </w:rPr>
+        <w:t xml:space="preserve"> 3.6 kg, tool0 (0.55, 0, 0.10) m, </w:t>
+      </w:r>
+      <w:r>
+        <w:rPr>
+          <w:sz w:val="18"/>
+        </w:rPr>
+        <w:t>관절</w:t>
+      </w:r>
+      <w:r>
+        <w:rPr>
+          <w:sz w:val="18"/>
+        </w:rPr>
+        <w:t xml:space="preserve"> </w:t>
+      </w:r>
+      <w:r>
+        <w:rPr>
+          <w:sz w:val="18"/>
+        </w:rPr>
+        <w:t>프레임</w:t>
+      </w:r>
+      <w:r>
+        <w:rPr>
+          <w:sz w:val="18"/>
+        </w:rPr>
+        <w:t xml:space="preserve"> </w:t>
+      </w:r>
+      <w:r>
+        <w:rPr>
+          <w:sz w:val="18"/>
+        </w:rPr>
+        <w:t>일치</w:t>
+      </w:r>
+      <w:r>
+        <w:rPr>
+          <w:sz w:val="18"/>
+        </w:rPr>
+        <w:t xml:space="preserve">, </w:t>
+      </w:r>
+      <w:r>
+        <w:rPr>
+          <w:sz w:val="18"/>
+        </w:rPr>
+        <w:t>범위</w:t>
+      </w:r>
+      <w:r>
+        <w:rPr>
+          <w:sz w:val="18"/>
+        </w:rPr>
+        <w:t xml:space="preserve"> ±1.5708 rad = ±90°(USD Physics</w:t>
+      </w:r>
+      <w:r>
+        <w:rPr>
+          <w:sz w:val="18"/>
+        </w:rPr>
+        <w:t>는</w:t>
+      </w:r>
+      <w:r>
+        <w:rPr>
+          <w:sz w:val="18"/>
+        </w:rPr>
+        <w:t xml:space="preserve"> degree).  · </w:t>
+      </w:r>
+      <w:r>
+        <w:rPr>
+          <w:sz w:val="18"/>
+        </w:rPr>
+        <w:t>파일</w:t>
+      </w:r>
+      <w:r>
+        <w:rPr>
+          <w:sz w:val="18"/>
+        </w:rPr>
+        <w:t xml:space="preserve">: week03/usd/*.usda, scripts/make_two_link_usd.py · check_usd_vs_urdf.py (week03 </w:t>
+      </w:r>
+      <w:r>
+        <w:rPr>
+          <w:sz w:val="18"/>
+        </w:rPr>
+        <w:t>태그</w:t>
+      </w:r>
+      <w:r>
+        <w:rPr>
+          <w:sz w:val="18"/>
+        </w:rPr>
+        <w:t>)</w:t>
       </w:r>
     </w:p>
     <w:p>
@@ -1701,27 +5457,45 @@
           <w:b/>
           <w:sz w:val="18"/>
         </w:rPr>
-        <w:t>B. CAD → URDF → MJCF 파이프라인 (week03/img/pipeline_mujoco.png)</w:t>
+        <w:t xml:space="preserve">B. CAD → URDF → MJCF </w:t>
+      </w:r>
+      <w:r>
+        <w:rPr>
+          <w:b/>
+          <w:sz w:val="18"/>
+        </w:rPr>
+        <w:t>파이프라인</w:t>
+      </w:r>
+      <w:r>
+        <w:rPr>
+          <w:b/>
+          <w:sz w:val="18"/>
+        </w:rPr>
+        <w:t xml:space="preserve"> (week03/img/pipeline_mujoco.png)</w:t>
       </w:r>
     </w:p>
     <w:p>
       <w:r>
+        <w:rPr>
+          <w:noProof/>
+        </w:rPr>
         <w:drawing>
-          <wp:inline xmlns:a="http://schemas.openxmlformats.org/drawingml/2006/main" xmlns:pic="http://schemas.openxmlformats.org/drawingml/2006/picture">
+          <wp:inline distT="0" distB="0" distL="0" distR="0" wp14:anchorId="31D0342E" wp14:editId="1B6E99A3">
             <wp:extent cx="6120000" cy="2797714"/>
+            <wp:effectExtent l="0" t="0" r="0" b="0"/>
             <wp:docPr id="1" name="Picture 1"/>
             <wp:cNvGraphicFramePr>
-              <a:graphicFrameLocks noChangeAspect="1"/>
+              <a:graphicFrameLocks xmlns:a="http://schemas.openxmlformats.org/drawingml/2006/main" noChangeAspect="1"/>
             </wp:cNvGraphicFramePr>
-            <a:graphic>
+            <a:graphic xmlns:a="http://schemas.openxmlformats.org/drawingml/2006/main">
               <a:graphicData uri="http://schemas.openxmlformats.org/drawingml/2006/picture">
-                <pic:pic>
+                <pic:pic xmlns:pic="http://schemas.openxmlformats.org/drawingml/2006/picture">
                   <pic:nvPicPr>
                     <pic:cNvPr id="0" name="pipeline_mujoco.png"/>
                     <pic:cNvPicPr/>
                   </pic:nvPicPr>
                   <pic:blipFill>
-                    <a:blip r:embed="rId10"/>
+                    <a:blip r:embed="rId7"/>
                     <a:stretch>
                       <a:fillRect/>
                     </a:stretch>
@@ -1731,7 +5505,9 @@
                       <a:off x="0" y="0"/>
                       <a:ext cx="6120000" cy="2797714"/>
                     </a:xfrm>
-                    <a:prstGeom prst="rect"/>
+                    <a:prstGeom prst="rect">
+                      <a:avLst/>
+                    </a:prstGeom>
                   </pic:spPr>
                 </pic:pic>
               </a:graphicData>
@@ -1749,27 +5525,101 @@
           <w:b/>
           <w:sz w:val="18"/>
         </w:rPr>
-        <w:t>C. 계단 응답 3종 — 어깨 0 → −0.5 rad (week03/img/20261006_step_all.png, 수치: results/wed_step_metrics.csv)</w:t>
+        <w:t xml:space="preserve">C. </w:t>
+      </w:r>
+      <w:r>
+        <w:rPr>
+          <w:b/>
+          <w:sz w:val="18"/>
+        </w:rPr>
+        <w:t>계단</w:t>
+      </w:r>
+      <w:r>
+        <w:rPr>
+          <w:b/>
+          <w:sz w:val="18"/>
+        </w:rPr>
+        <w:t xml:space="preserve"> </w:t>
+      </w:r>
+      <w:r>
+        <w:rPr>
+          <w:b/>
+          <w:sz w:val="18"/>
+        </w:rPr>
+        <w:t>응답</w:t>
+      </w:r>
+      <w:r>
+        <w:rPr>
+          <w:b/>
+          <w:sz w:val="18"/>
+        </w:rPr>
+        <w:t xml:space="preserve"> 3</w:t>
+      </w:r>
+      <w:r>
+        <w:rPr>
+          <w:b/>
+          <w:sz w:val="18"/>
+        </w:rPr>
+        <w:t>종</w:t>
+      </w:r>
+      <w:r>
+        <w:rPr>
+          <w:b/>
+          <w:sz w:val="18"/>
+        </w:rPr>
+        <w:t xml:space="preserve"> — </w:t>
+      </w:r>
+      <w:r>
+        <w:rPr>
+          <w:b/>
+          <w:sz w:val="18"/>
+        </w:rPr>
+        <w:t>어깨</w:t>
+      </w:r>
+      <w:r>
+        <w:rPr>
+          <w:b/>
+          <w:sz w:val="18"/>
+        </w:rPr>
+        <w:t xml:space="preserve"> 0 → −0.5 rad (week03/img/20261006_step_all.png, </w:t>
+      </w:r>
+      <w:r>
+        <w:rPr>
+          <w:b/>
+          <w:sz w:val="18"/>
+        </w:rPr>
+        <w:t>수치</w:t>
+      </w:r>
+      <w:r>
+        <w:rPr>
+          <w:b/>
+          <w:sz w:val="18"/>
+        </w:rPr>
+        <w:t>: results/wed_step_metrics.csv)</w:t>
       </w:r>
     </w:p>
     <w:p>
       <w:r>
+        <w:rPr>
+          <w:noProof/>
+        </w:rPr>
         <w:drawing>
-          <wp:inline xmlns:a="http://schemas.openxmlformats.org/drawingml/2006/main" xmlns:pic="http://schemas.openxmlformats.org/drawingml/2006/picture">
+          <wp:inline distT="0" distB="0" distL="0" distR="0" wp14:anchorId="7D08BC48" wp14:editId="532C0D97">
             <wp:extent cx="6120000" cy="1550400"/>
+            <wp:effectExtent l="0" t="0" r="0" b="0"/>
             <wp:docPr id="2" name="Picture 2"/>
             <wp:cNvGraphicFramePr>
-              <a:graphicFrameLocks noChangeAspect="1"/>
+              <a:graphicFrameLocks xmlns:a="http://schemas.openxmlformats.org/drawingml/2006/main" noChangeAspect="1"/>
             </wp:cNvGraphicFramePr>
-            <a:graphic>
+            <a:graphic xmlns:a="http://schemas.openxmlformats.org/drawingml/2006/main">
               <a:graphicData uri="http://schemas.openxmlformats.org/drawingml/2006/picture">
-                <pic:pic>
+                <pic:pic xmlns:pic="http://schemas.openxmlformats.org/drawingml/2006/picture">
                   <pic:nvPicPr>
                     <pic:cNvPr id="0" name="20261006_step_all.png"/>
                     <pic:cNvPicPr/>
                   </pic:nvPicPr>
                   <pic:blipFill>
-                    <a:blip r:embed="rId11"/>
+                    <a:blip r:embed="rId8"/>
                     <a:stretch>
                       <a:fillRect/>
                     </a:stretch>
@@ -1779,7 +5629,9 @@
                       <a:off x="0" y="0"/>
                       <a:ext cx="6120000" cy="1550400"/>
                     </a:xfrm>
-                    <a:prstGeom prst="rect"/>
+                    <a:prstGeom prst="rect">
+                      <a:avLst/>
+                    </a:prstGeom>
                   </pic:spPr>
                 </pic:pic>
               </a:graphicData>
@@ -1794,10 +5646,363 @@
       </w:pPr>
       <w:r>
         <w:rPr>
-          <w:b w:val="0"/>
           <w:sz w:val="16"/>
         </w:rPr>
-        <w:t>본인 노트북(Windows, MuJoCo 3.14.0)에서 스크립트 3종 재실행 — 수치 동일, 캡처 week03/img/repro/ 7장(터미널 3 · 뷰어 4: 수평→낙하, 서보 처짐 −0.503→−0.43 rad, 베이스 84° 회전 후 x 명령 시 world x 0.148 m 이동). 한글 경로에서 MuJoCo 파일 열기 실패를 발견해 scripts/mjio.py로 우회.</w:t>
+        <w:t>본인</w:t>
+      </w:r>
+      <w:r>
+        <w:rPr>
+          <w:sz w:val="16"/>
+        </w:rPr>
+        <w:t xml:space="preserve"> </w:t>
+      </w:r>
+      <w:r>
+        <w:rPr>
+          <w:sz w:val="16"/>
+        </w:rPr>
+        <w:t>노트북</w:t>
+      </w:r>
+      <w:r>
+        <w:rPr>
+          <w:sz w:val="16"/>
+        </w:rPr>
+        <w:t>(Windows, MuJoCo 3.14.0)</w:t>
+      </w:r>
+      <w:r>
+        <w:rPr>
+          <w:sz w:val="16"/>
+        </w:rPr>
+        <w:t>에서</w:t>
+      </w:r>
+      <w:r>
+        <w:rPr>
+          <w:sz w:val="16"/>
+        </w:rPr>
+        <w:t xml:space="preserve"> </w:t>
+      </w:r>
+      <w:r>
+        <w:rPr>
+          <w:sz w:val="16"/>
+        </w:rPr>
+        <w:t>스크립트</w:t>
+      </w:r>
+      <w:r>
+        <w:rPr>
+          <w:sz w:val="16"/>
+        </w:rPr>
+        <w:t xml:space="preserve"> 3</w:t>
+      </w:r>
+      <w:r>
+        <w:rPr>
+          <w:sz w:val="16"/>
+        </w:rPr>
+        <w:t>종</w:t>
+      </w:r>
+      <w:r>
+        <w:rPr>
+          <w:sz w:val="16"/>
+        </w:rPr>
+        <w:t xml:space="preserve"> </w:t>
+      </w:r>
+      <w:r>
+        <w:rPr>
+          <w:sz w:val="16"/>
+        </w:rPr>
+        <w:t>재실행</w:t>
+      </w:r>
+      <w:r>
+        <w:rPr>
+          <w:sz w:val="16"/>
+        </w:rPr>
+        <w:t xml:space="preserve"> — </w:t>
+      </w:r>
+      <w:r>
+        <w:rPr>
+          <w:sz w:val="16"/>
+        </w:rPr>
+        <w:t>수치</w:t>
+      </w:r>
+      <w:r>
+        <w:rPr>
+          <w:sz w:val="16"/>
+        </w:rPr>
+        <w:t xml:space="preserve"> </w:t>
+      </w:r>
+      <w:r>
+        <w:rPr>
+          <w:sz w:val="16"/>
+        </w:rPr>
+        <w:t>동일</w:t>
+      </w:r>
+      <w:r>
+        <w:rPr>
+          <w:sz w:val="16"/>
+        </w:rPr>
+        <w:t xml:space="preserve">, </w:t>
+      </w:r>
+      <w:r>
+        <w:rPr>
+          <w:sz w:val="16"/>
+        </w:rPr>
+        <w:t>캡처</w:t>
+      </w:r>
+      <w:r>
+        <w:rPr>
+          <w:sz w:val="16"/>
+        </w:rPr>
+        <w:t xml:space="preserve"> week03/img/repro/ 7</w:t>
+      </w:r>
+      <w:r>
+        <w:rPr>
+          <w:sz w:val="16"/>
+        </w:rPr>
+        <w:t>장</w:t>
+      </w:r>
+      <w:r>
+        <w:rPr>
+          <w:sz w:val="16"/>
+        </w:rPr>
+        <w:t>(</w:t>
+      </w:r>
+      <w:r>
+        <w:rPr>
+          <w:sz w:val="16"/>
+        </w:rPr>
+        <w:t>터미널</w:t>
+      </w:r>
+      <w:r>
+        <w:rPr>
+          <w:sz w:val="16"/>
+        </w:rPr>
+        <w:t xml:space="preserve"> 3 · </w:t>
+      </w:r>
+      <w:r>
+        <w:rPr>
+          <w:sz w:val="16"/>
+        </w:rPr>
+        <w:t>뷰어</w:t>
+      </w:r>
+      <w:r>
+        <w:rPr>
+          <w:sz w:val="16"/>
+        </w:rPr>
+        <w:t xml:space="preserve"> 4: </w:t>
+      </w:r>
+      <w:r>
+        <w:rPr>
+          <w:sz w:val="16"/>
+        </w:rPr>
+        <w:t>수평</w:t>
+      </w:r>
+      <w:r>
+        <w:rPr>
+          <w:sz w:val="16"/>
+        </w:rPr>
+        <w:t>→</w:t>
+      </w:r>
+      <w:r>
+        <w:rPr>
+          <w:sz w:val="16"/>
+        </w:rPr>
+        <w:t>낙하</w:t>
+      </w:r>
+      <w:r>
+        <w:rPr>
+          <w:sz w:val="16"/>
+        </w:rPr>
+        <w:t xml:space="preserve">, </w:t>
+      </w:r>
+      <w:r>
+        <w:rPr>
+          <w:sz w:val="16"/>
+        </w:rPr>
+        <w:t>서보</w:t>
+      </w:r>
+      <w:r>
+        <w:rPr>
+          <w:sz w:val="16"/>
+        </w:rPr>
+        <w:t xml:space="preserve"> </w:t>
+      </w:r>
+      <w:r>
+        <w:rPr>
+          <w:sz w:val="16"/>
+        </w:rPr>
+        <w:t>처짐</w:t>
+      </w:r>
+      <w:r>
+        <w:rPr>
+          <w:sz w:val="16"/>
+        </w:rPr>
+        <w:t xml:space="preserve"> −0.503→−0.43 rad, </w:t>
+      </w:r>
+      <w:r>
+        <w:rPr>
+          <w:sz w:val="16"/>
+        </w:rPr>
+        <w:t>베이스</w:t>
+      </w:r>
+      <w:r>
+        <w:rPr>
+          <w:sz w:val="16"/>
+        </w:rPr>
+        <w:t xml:space="preserve"> 84° </w:t>
+      </w:r>
+      <w:r>
+        <w:rPr>
+          <w:sz w:val="16"/>
+        </w:rPr>
+        <w:t>회전</w:t>
+      </w:r>
+      <w:r>
+        <w:rPr>
+          <w:sz w:val="16"/>
+        </w:rPr>
+        <w:t xml:space="preserve"> </w:t>
+      </w:r>
+      <w:r>
+        <w:rPr>
+          <w:sz w:val="16"/>
+        </w:rPr>
+        <w:t>후</w:t>
+      </w:r>
+      <w:r>
+        <w:rPr>
+          <w:sz w:val="16"/>
+        </w:rPr>
+        <w:t xml:space="preserve"> x </w:t>
+      </w:r>
+      <w:r>
+        <w:rPr>
+          <w:sz w:val="16"/>
+        </w:rPr>
+        <w:t>명령</w:t>
+      </w:r>
+      <w:r>
+        <w:rPr>
+          <w:sz w:val="16"/>
+        </w:rPr>
+        <w:t xml:space="preserve"> </w:t>
+      </w:r>
+      <w:r>
+        <w:rPr>
+          <w:sz w:val="16"/>
+        </w:rPr>
+        <w:t>시</w:t>
+      </w:r>
+      <w:r>
+        <w:rPr>
+          <w:sz w:val="16"/>
+        </w:rPr>
+        <w:t xml:space="preserve"> world x 0.148 m </w:t>
+      </w:r>
+      <w:r>
+        <w:rPr>
+          <w:sz w:val="16"/>
+        </w:rPr>
+        <w:t>이동</w:t>
+      </w:r>
+      <w:r>
+        <w:rPr>
+          <w:sz w:val="16"/>
+        </w:rPr>
+        <w:t xml:space="preserve">). </w:t>
+      </w:r>
+      <w:r>
+        <w:rPr>
+          <w:sz w:val="16"/>
+        </w:rPr>
+        <w:t>한글</w:t>
+      </w:r>
+      <w:r>
+        <w:rPr>
+          <w:sz w:val="16"/>
+        </w:rPr>
+        <w:t xml:space="preserve"> </w:t>
+      </w:r>
+      <w:r>
+        <w:rPr>
+          <w:sz w:val="16"/>
+        </w:rPr>
+        <w:t>경로에서</w:t>
+      </w:r>
+      <w:r>
+        <w:rPr>
+          <w:sz w:val="16"/>
+        </w:rPr>
+        <w:t xml:space="preserve"> MuJoCo </w:t>
+      </w:r>
+      <w:r>
+        <w:rPr>
+          <w:sz w:val="16"/>
+        </w:rPr>
+        <w:t>파일</w:t>
+      </w:r>
+      <w:r>
+        <w:rPr>
+          <w:sz w:val="16"/>
+        </w:rPr>
+        <w:t xml:space="preserve"> </w:t>
+      </w:r>
+      <w:r>
+        <w:rPr>
+          <w:sz w:val="16"/>
+        </w:rPr>
+        <w:t>열기</w:t>
+      </w:r>
+      <w:r>
+        <w:rPr>
+          <w:sz w:val="16"/>
+        </w:rPr>
+        <w:t xml:space="preserve"> </w:t>
+      </w:r>
+      <w:r>
+        <w:rPr>
+          <w:sz w:val="16"/>
+        </w:rPr>
+        <w:t>실패를</w:t>
+      </w:r>
+      <w:r>
+        <w:rPr>
+          <w:sz w:val="16"/>
+        </w:rPr>
+        <w:t xml:space="preserve"> </w:t>
+      </w:r>
+      <w:r>
+        <w:rPr>
+          <w:sz w:val="16"/>
+        </w:rPr>
+        <w:t>발견해</w:t>
+      </w:r>
+      <w:r>
+        <w:rPr>
+          <w:sz w:val="16"/>
+        </w:rPr>
+        <w:t xml:space="preserve"> scripts/mjio.py</w:t>
+      </w:r>
+      <w:r>
+        <w:rPr>
+          <w:sz w:val="16"/>
+        </w:rPr>
+        <w:t>로</w:t>
+      </w:r>
+      <w:r>
+        <w:rPr>
+          <w:sz w:val="16"/>
+        </w:rPr>
+        <w:t xml:space="preserve"> </w:t>
+      </w:r>
+      <w:r>
+        <w:rPr>
+          <w:sz w:val="16"/>
+        </w:rPr>
+        <w:t>우회</w:t>
+      </w:r>
+      <w:r>
+        <w:rPr>
+          <w:sz w:val="16"/>
+        </w:rPr>
+        <w:t>.</w:t>
       </w:r>
     </w:p>
     <w:p>
@@ -1806,14 +6011,43 @@
       </w:pPr>
       <w:r>
         <w:rPr>
-          <w:b w:val="0"/>
           <w:sz w:val="16"/>
         </w:rPr>
-        <w:t>재현: 저장소 루트에서 python members/park-jongjin/week03/scripts/{tue_urdf_to_mjcf, wed_step_response, thu_loading_experiments}.py  (MuJoCo 3.15.0)</w:t>
+        <w:t>재현</w:t>
+      </w:r>
+      <w:r>
+        <w:rPr>
+          <w:sz w:val="16"/>
+        </w:rPr>
+        <w:t xml:space="preserve">: </w:t>
+      </w:r>
+      <w:r>
+        <w:rPr>
+          <w:sz w:val="16"/>
+        </w:rPr>
+        <w:t>저장소</w:t>
+      </w:r>
+      <w:r>
+        <w:rPr>
+          <w:sz w:val="16"/>
+        </w:rPr>
+        <w:t xml:space="preserve"> </w:t>
+      </w:r>
+      <w:r>
+        <w:rPr>
+          <w:sz w:val="16"/>
+        </w:rPr>
+        <w:t>루트에서</w:t>
+      </w:r>
+      <w:r>
+        <w:rPr>
+          <w:sz w:val="16"/>
+        </w:rPr>
+        <w:t xml:space="preserve"> python members/park-jongjin/week03/scripts/{tue_urdf_to_mjcf, wed_step_response, thu_loading_experiments}.py  (MuJoCo 3.15.0)</w:t>
       </w:r>
     </w:p>
     <w:sectPr>
-      <w:footerReference w:type="default" r:id="rId7"/>
+      <w:footerReference w:type="default" r:id="rId9"/>
       <w:pgSz w:w="11906" w:h="16838"/>
       <w:pgMar w:top="800" w:right="1134" w:bottom="472" w:left="1134" w:header="708" w:footer="315" w:gutter="0"/>
       <w:cols w:space="720"/>
@@ -1854,43 +6088,7 @@
         <w:sz w:val="15"/>
         <w:szCs w:val="15"/>
       </w:rPr>
-      <w:t xml:space="preserve">영남대학교 로봇공학과 · </w:t>
-    </w:r>
-    <w:proofErr w:type="spellStart"/>
-    <w:r>
-      <w:rPr>
-        <w:color w:val="6B7280"/>
-        <w:sz w:val="15"/>
-        <w:szCs w:val="15"/>
-      </w:rPr>
-      <w:t>휴머노이드</w:t>
-    </w:r>
-    <w:proofErr w:type="spellEnd"/>
-    <w:r>
-      <w:rPr>
-        <w:color w:val="6B7280"/>
-        <w:sz w:val="15"/>
-        <w:szCs w:val="15"/>
-      </w:rPr>
-      <w:t xml:space="preserve"> </w:t>
-    </w:r>
-    <w:proofErr w:type="spellStart"/>
-    <w:r>
-      <w:rPr>
-        <w:color w:val="6B7280"/>
-        <w:sz w:val="15"/>
-        <w:szCs w:val="15"/>
-      </w:rPr>
-      <w:t>캡스톤디자인</w:t>
-    </w:r>
-    <w:proofErr w:type="spellEnd"/>
-    <w:r>
-      <w:rPr>
-        <w:color w:val="6B7280"/>
-        <w:sz w:val="15"/>
-        <w:szCs w:val="15"/>
-      </w:rPr>
-      <w:t xml:space="preserve"> · 학부생 주간 활동 보고서</w:t>
+      <w:t>영남대학교 로봇공학과 · 휴머노이드 캡스톤디자인 · 학부생 주간 활동 보고서</w:t>
     </w:r>
   </w:p>
 </w:ftr>
